--- a/assignments/assignment-01-part-01-DUE-2026-03-28/Assignment01_s3343711.docx
+++ b/assignments/assignment-01-part-01-DUE-2026-03-28/Assignment01_s3343711.docx
@@ -475,8 +475,13 @@
         <w:t xml:space="preserve"> 25 attributes including class</w:t>
       </w:r>
       <w:r>
-        <w:t xml:space="preserve"> label</w:t>
-      </w:r>
+        <w:t xml:space="preserve"> </w:t>
+      </w:r>
+      <w:proofErr w:type="gramStart"/>
+      <w:r>
+        <w:t>label</w:t>
+      </w:r>
+      <w:proofErr w:type="gramEnd"/>
       <w:r>
         <w:t xml:space="preserve">, with a total of 11 numeric attributes, 14 nominal attributes. </w:t>
       </w:r>
@@ -569,7 +574,7 @@
     </w:p>
     <w:p>
       <w:pPr>
-        <w:jc w:val="both"/>
+        <w:jc w:val="center"/>
       </w:pPr>
       <w:r>
         <w:t>Figure 1 – First 50 records of CKD dataset</w:t>
@@ -597,6 +602,1549 @@
       </w:r>
       <w:r>
         <w:t xml:space="preserve"> Therefore, a data imputation approach, which is ReplaceMissingValues (filters/unsupervised/attributes), is applied to all attributes to handle missing values. After handling missing data, the dataset becomes suitable for classification tasks.</w:t>
+      </w:r>
+    </w:p>
+    <w:p>
+      <w:pPr>
+        <w:jc w:val="both"/>
+      </w:pPr>
+    </w:p>
+    <w:tbl>
+      <w:tblPr>
+        <w:tblStyle w:val="TableGrid"/>
+        <w:tblW w:w="0" w:type="auto"/>
+        <w:jc w:val="center"/>
+        <w:tblLook w:val="04A0" w:firstRow="1" w:lastRow="0" w:firstColumn="1" w:lastColumn="0" w:noHBand="0" w:noVBand="1"/>
+      </w:tblPr>
+      <w:tblGrid>
+        <w:gridCol w:w="988"/>
+        <w:gridCol w:w="1136"/>
+        <w:gridCol w:w="990"/>
+        <w:gridCol w:w="1701"/>
+        <w:gridCol w:w="2488"/>
+        <w:gridCol w:w="1630"/>
+      </w:tblGrid>
+      <w:tr>
+        <w:trPr>
+          <w:jc w:val="center"/>
+        </w:trPr>
+        <w:tc>
+          <w:tcPr>
+            <w:tcW w:w="988" w:type="dxa"/>
+          </w:tcPr>
+          <w:p>
+            <w:pPr>
+              <w:jc w:val="both"/>
+            </w:pPr>
+            <w:r>
+              <w:t>Run No</w:t>
+            </w:r>
+          </w:p>
+        </w:tc>
+        <w:tc>
+          <w:tcPr>
+            <w:tcW w:w="1136" w:type="dxa"/>
+          </w:tcPr>
+          <w:p>
+            <w:pPr>
+              <w:jc w:val="both"/>
+            </w:pPr>
+            <w:r>
+              <w:t>Classifier</w:t>
+            </w:r>
+          </w:p>
+        </w:tc>
+        <w:tc>
+          <w:tcPr>
+            <w:tcW w:w="990" w:type="dxa"/>
+          </w:tcPr>
+          <w:p>
+            <w:pPr>
+              <w:jc w:val="both"/>
+            </w:pPr>
+            <w:r>
+              <w:t>Params</w:t>
+            </w:r>
+          </w:p>
+        </w:tc>
+        <w:tc>
+          <w:tcPr>
+            <w:tcW w:w="1701" w:type="dxa"/>
+          </w:tcPr>
+          <w:p>
+            <w:pPr>
+              <w:jc w:val="both"/>
+            </w:pPr>
+            <w:r>
+              <w:t>Training Error</w:t>
+            </w:r>
+          </w:p>
+        </w:tc>
+        <w:tc>
+          <w:tcPr>
+            <w:tcW w:w="2488" w:type="dxa"/>
+          </w:tcPr>
+          <w:p>
+            <w:pPr>
+              <w:jc w:val="both"/>
+            </w:pPr>
+            <w:r>
+              <w:t>Cross Validation Error</w:t>
+            </w:r>
+          </w:p>
+        </w:tc>
+        <w:tc>
+          <w:tcPr>
+            <w:tcW w:w="1630" w:type="dxa"/>
+          </w:tcPr>
+          <w:p>
+            <w:pPr>
+              <w:jc w:val="both"/>
+            </w:pPr>
+            <w:r>
+              <w:t>Overfitting</w:t>
+            </w:r>
+          </w:p>
+        </w:tc>
+      </w:tr>
+      <w:tr>
+        <w:trPr>
+          <w:jc w:val="center"/>
+        </w:trPr>
+        <w:tc>
+          <w:tcPr>
+            <w:tcW w:w="988" w:type="dxa"/>
+          </w:tcPr>
+          <w:p>
+            <w:pPr>
+              <w:jc w:val="both"/>
+            </w:pPr>
+            <w:r>
+              <w:t>1</w:t>
+            </w:r>
+          </w:p>
+        </w:tc>
+        <w:tc>
+          <w:tcPr>
+            <w:tcW w:w="1136" w:type="dxa"/>
+          </w:tcPr>
+          <w:p>
+            <w:pPr>
+              <w:jc w:val="both"/>
+            </w:pPr>
+            <w:r>
+              <w:t>ZeroR</w:t>
+            </w:r>
+          </w:p>
+        </w:tc>
+        <w:tc>
+          <w:tcPr>
+            <w:tcW w:w="990" w:type="dxa"/>
+          </w:tcPr>
+          <w:p>
+            <w:pPr>
+              <w:jc w:val="both"/>
+            </w:pPr>
+            <w:r>
+              <w:t>Default</w:t>
+            </w:r>
+          </w:p>
+        </w:tc>
+        <w:tc>
+          <w:tcPr>
+            <w:tcW w:w="1701" w:type="dxa"/>
+          </w:tcPr>
+          <w:p>
+            <w:pPr>
+              <w:jc w:val="both"/>
+            </w:pPr>
+            <w:r>
+              <w:t>37.5%</w:t>
+            </w:r>
+          </w:p>
+        </w:tc>
+        <w:tc>
+          <w:tcPr>
+            <w:tcW w:w="2488" w:type="dxa"/>
+          </w:tcPr>
+          <w:p>
+            <w:pPr>
+              <w:jc w:val="both"/>
+            </w:pPr>
+            <w:r>
+              <w:t>37.5</w:t>
+            </w:r>
+            <w:r>
+              <w:t>%</w:t>
+            </w:r>
+          </w:p>
+        </w:tc>
+        <w:tc>
+          <w:tcPr>
+            <w:tcW w:w="1630" w:type="dxa"/>
+          </w:tcPr>
+          <w:p>
+            <w:pPr>
+              <w:jc w:val="both"/>
+            </w:pPr>
+            <w:r>
+              <w:t>No</w:t>
+            </w:r>
+          </w:p>
+        </w:tc>
+      </w:tr>
+      <w:tr>
+        <w:trPr>
+          <w:jc w:val="center"/>
+        </w:trPr>
+        <w:tc>
+          <w:tcPr>
+            <w:tcW w:w="988" w:type="dxa"/>
+          </w:tcPr>
+          <w:p>
+            <w:pPr>
+              <w:jc w:val="both"/>
+            </w:pPr>
+            <w:r>
+              <w:t>2</w:t>
+            </w:r>
+          </w:p>
+        </w:tc>
+        <w:tc>
+          <w:tcPr>
+            <w:tcW w:w="1136" w:type="dxa"/>
+          </w:tcPr>
+          <w:p>
+            <w:pPr>
+              <w:jc w:val="both"/>
+            </w:pPr>
+            <w:r>
+              <w:t>OneR</w:t>
+            </w:r>
+          </w:p>
+        </w:tc>
+        <w:tc>
+          <w:tcPr>
+            <w:tcW w:w="990" w:type="dxa"/>
+          </w:tcPr>
+          <w:p>
+            <w:pPr>
+              <w:jc w:val="both"/>
+            </w:pPr>
+            <w:r>
+              <w:t>Default</w:t>
+            </w:r>
+          </w:p>
+        </w:tc>
+        <w:tc>
+          <w:tcPr>
+            <w:tcW w:w="1701" w:type="dxa"/>
+          </w:tcPr>
+          <w:p>
+            <w:pPr>
+              <w:jc w:val="both"/>
+            </w:pPr>
+            <w:r>
+              <w:t>7.5%</w:t>
+            </w:r>
+          </w:p>
+        </w:tc>
+        <w:tc>
+          <w:tcPr>
+            <w:tcW w:w="2488" w:type="dxa"/>
+          </w:tcPr>
+          <w:p>
+            <w:pPr>
+              <w:jc w:val="both"/>
+            </w:pPr>
+            <w:r>
+              <w:t>8%</w:t>
+            </w:r>
+          </w:p>
+        </w:tc>
+        <w:tc>
+          <w:tcPr>
+            <w:tcW w:w="1630" w:type="dxa"/>
+          </w:tcPr>
+          <w:p>
+            <w:pPr>
+              <w:jc w:val="both"/>
+            </w:pPr>
+            <w:r>
+              <w:t>No</w:t>
+            </w:r>
+          </w:p>
+        </w:tc>
+      </w:tr>
+      <w:tr>
+        <w:trPr>
+          <w:jc w:val="center"/>
+        </w:trPr>
+        <w:tc>
+          <w:tcPr>
+            <w:tcW w:w="988" w:type="dxa"/>
+          </w:tcPr>
+          <w:p>
+            <w:pPr>
+              <w:jc w:val="both"/>
+            </w:pPr>
+            <w:r>
+              <w:t>3</w:t>
+            </w:r>
+          </w:p>
+        </w:tc>
+        <w:tc>
+          <w:tcPr>
+            <w:tcW w:w="1136" w:type="dxa"/>
+          </w:tcPr>
+          <w:p>
+            <w:pPr>
+              <w:jc w:val="both"/>
+            </w:pPr>
+            <w:r>
+              <w:t>J48</w:t>
+            </w:r>
+          </w:p>
+        </w:tc>
+        <w:tc>
+          <w:tcPr>
+            <w:tcW w:w="990" w:type="dxa"/>
+          </w:tcPr>
+          <w:p>
+            <w:pPr>
+              <w:jc w:val="both"/>
+            </w:pPr>
+            <w:r>
+              <w:t>Default</w:t>
+            </w:r>
+          </w:p>
+        </w:tc>
+        <w:tc>
+          <w:tcPr>
+            <w:tcW w:w="1701" w:type="dxa"/>
+          </w:tcPr>
+          <w:p>
+            <w:pPr>
+              <w:jc w:val="both"/>
+            </w:pPr>
+            <w:r>
+              <w:t>0.5%</w:t>
+            </w:r>
+          </w:p>
+        </w:tc>
+        <w:tc>
+          <w:tcPr>
+            <w:tcW w:w="2488" w:type="dxa"/>
+          </w:tcPr>
+          <w:p>
+            <w:pPr>
+              <w:jc w:val="both"/>
+            </w:pPr>
+            <w:r>
+              <w:t>1%</w:t>
+            </w:r>
+          </w:p>
+        </w:tc>
+        <w:tc>
+          <w:tcPr>
+            <w:tcW w:w="1630" w:type="dxa"/>
+          </w:tcPr>
+          <w:p>
+            <w:pPr>
+              <w:jc w:val="both"/>
+            </w:pPr>
+            <w:r>
+              <w:t>No</w:t>
+            </w:r>
+          </w:p>
+        </w:tc>
+      </w:tr>
+      <w:tr>
+        <w:trPr>
+          <w:jc w:val="center"/>
+        </w:trPr>
+        <w:tc>
+          <w:tcPr>
+            <w:tcW w:w="988" w:type="dxa"/>
+          </w:tcPr>
+          <w:p>
+            <w:pPr>
+              <w:jc w:val="both"/>
+            </w:pPr>
+            <w:r>
+              <w:t>4</w:t>
+            </w:r>
+          </w:p>
+        </w:tc>
+        <w:tc>
+          <w:tcPr>
+            <w:tcW w:w="1136" w:type="dxa"/>
+          </w:tcPr>
+          <w:p>
+            <w:pPr>
+              <w:jc w:val="both"/>
+            </w:pPr>
+            <w:r>
+              <w:t>IBk</w:t>
+            </w:r>
+          </w:p>
+        </w:tc>
+        <w:tc>
+          <w:tcPr>
+            <w:tcW w:w="990" w:type="dxa"/>
+          </w:tcPr>
+          <w:p>
+            <w:pPr>
+              <w:jc w:val="both"/>
+            </w:pPr>
+            <w:r>
+              <w:t>Default</w:t>
+            </w:r>
+          </w:p>
+        </w:tc>
+        <w:tc>
+          <w:tcPr>
+            <w:tcW w:w="1701" w:type="dxa"/>
+          </w:tcPr>
+          <w:p>
+            <w:pPr>
+              <w:jc w:val="both"/>
+            </w:pPr>
+            <w:r>
+              <w:t>2.5%</w:t>
+            </w:r>
+          </w:p>
+        </w:tc>
+        <w:tc>
+          <w:tcPr>
+            <w:tcW w:w="2488" w:type="dxa"/>
+          </w:tcPr>
+          <w:p>
+            <w:pPr>
+              <w:jc w:val="both"/>
+            </w:pPr>
+            <w:r>
+              <w:t>4.25%</w:t>
+            </w:r>
+          </w:p>
+        </w:tc>
+        <w:tc>
+          <w:tcPr>
+            <w:tcW w:w="1630" w:type="dxa"/>
+          </w:tcPr>
+          <w:p>
+            <w:pPr>
+              <w:jc w:val="both"/>
+            </w:pPr>
+            <w:r>
+              <w:t>No</w:t>
+            </w:r>
+          </w:p>
+        </w:tc>
+      </w:tr>
+    </w:tbl>
+    <w:p>
+      <w:pPr>
+        <w:jc w:val="center"/>
+      </w:pPr>
+      <w:r>
+        <w:t>Figure 2 – Classifications with default parameters</w:t>
+      </w:r>
+    </w:p>
+    <w:p>
+      <w:pPr>
+        <w:jc w:val="both"/>
+      </w:pPr>
+    </w:p>
+    <w:p>
+      <w:pPr>
+        <w:ind w:firstLine="720"/>
+        <w:jc w:val="both"/>
+      </w:pPr>
+      <w:r>
+        <w:t xml:space="preserve">As shown in Figure 2, ZeroR, OneR, J48 and IBk models are tested with default parameters with two evaluation settings: training set and cross validation (k = 10). </w:t>
+      </w:r>
+    </w:p>
+    <w:p>
+      <w:pPr>
+        <w:ind w:firstLine="720"/>
+        <w:jc w:val="both"/>
+      </w:pPr>
+      <w:r>
+        <w:t>The ZeroR classifier, which serves as a baseline by predicting only the majority class, achieved an error rate of 37.5% for both training and cross-validation. This identical performance is expected, as ZeroR does not learn any patterns from the data. Its relatively high error rate reflects the class imbalance in the dataset and confirms that more sophisticated models are necessary for meaningful prediction.</w:t>
+      </w:r>
+    </w:p>
+    <w:p>
+      <w:pPr>
+        <w:ind w:firstLine="720"/>
+        <w:jc w:val="both"/>
+      </w:pPr>
+      <w:r>
+        <w:t>In contrast, OneR significantly reduces the error to 7.5% on the training set and 8% under cross-validation. This demonstrates that even a simple rule-based classifier can capture important relationships within the data. The minimal difference between training and cross-validation error (0.5%) indicates stable performance and good generalization.</w:t>
+      </w:r>
+    </w:p>
+    <w:p>
+      <w:pPr>
+        <w:ind w:firstLine="720"/>
+        <w:jc w:val="both"/>
+      </w:pPr>
+      <w:r>
+        <w:t>The J48 classifier achieves the lowest error rates, with 0.5% on the training set and 1% under cross-validation. This suggests that the decision tree model is highly effective in capturing the underlying structure of the dataset. Although the training error is extremely low, the cross-validation error remains similarly low, indicating that the model does not significantly overfit despite its high complexity.</w:t>
+      </w:r>
+    </w:p>
+    <w:p>
+      <w:pPr>
+        <w:ind w:firstLine="720"/>
+        <w:jc w:val="both"/>
+      </w:pPr>
+      <w:r>
+        <w:t>The IBk (k-nearest neighbors) classifier also performs well, with a training error of 2.5% and a cross-validation error of 4.25%. While there is a slightly larger gap compared to other models, it is still relatively small, suggesting only minor sensitivity to unseen data. This behavior is typical for instance-based learners, which can be more affected by local variations in the data.</w:t>
+      </w:r>
+    </w:p>
+    <w:p>
+      <w:pPr>
+        <w:ind w:firstLine="720"/>
+        <w:jc w:val="both"/>
+      </w:pPr>
+      <w:r>
+        <w:t>Overall, the small differences between training and cross-validation errors across all classifiers indicate that none of the models exhibit significant overfitting. Among the evaluated methods, J48 provides the best performance, followed by IBk and OneR, while ZeroR serves as a baseline for comparison. These results demonstrate that the dataset contains strong predictive patterns that can be effectively learned by both simple and more advanced classification algorithms.</w:t>
+      </w:r>
+    </w:p>
+    <w:p>
+      <w:pPr>
+        <w:jc w:val="both"/>
+      </w:pPr>
+    </w:p>
+    <w:tbl>
+      <w:tblPr>
+        <w:tblStyle w:val="TableGrid"/>
+        <w:tblW w:w="0" w:type="auto"/>
+        <w:jc w:val="center"/>
+        <w:tblLook w:val="04A0" w:firstRow="1" w:lastRow="0" w:firstColumn="1" w:lastColumn="0" w:noHBand="0" w:noVBand="1"/>
+      </w:tblPr>
+      <w:tblGrid>
+        <w:gridCol w:w="1076"/>
+        <w:gridCol w:w="1136"/>
+        <w:gridCol w:w="876"/>
+        <w:gridCol w:w="451"/>
+        <w:gridCol w:w="1636"/>
+        <w:gridCol w:w="2429"/>
+        <w:gridCol w:w="1412"/>
+      </w:tblGrid>
+      <w:tr>
+        <w:trPr>
+          <w:jc w:val="center"/>
+        </w:trPr>
+        <w:tc>
+          <w:tcPr>
+            <w:tcW w:w="1076" w:type="dxa"/>
+          </w:tcPr>
+          <w:p>
+            <w:pPr>
+              <w:jc w:val="both"/>
+            </w:pPr>
+            <w:r>
+              <w:t>Run No</w:t>
+            </w:r>
+          </w:p>
+        </w:tc>
+        <w:tc>
+          <w:tcPr>
+            <w:tcW w:w="1136" w:type="dxa"/>
+          </w:tcPr>
+          <w:p>
+            <w:pPr>
+              <w:jc w:val="both"/>
+            </w:pPr>
+            <w:r>
+              <w:t>Classifier</w:t>
+            </w:r>
+          </w:p>
+        </w:tc>
+        <w:tc>
+          <w:tcPr>
+            <w:tcW w:w="876" w:type="dxa"/>
+          </w:tcPr>
+          <w:p>
+            <w:pPr>
+              <w:jc w:val="both"/>
+            </w:pPr>
+            <w:r>
+              <w:t>C</w:t>
+            </w:r>
+          </w:p>
+        </w:tc>
+        <w:tc>
+          <w:tcPr>
+            <w:tcW w:w="451" w:type="dxa"/>
+          </w:tcPr>
+          <w:p>
+            <w:pPr>
+              <w:jc w:val="both"/>
+            </w:pPr>
+            <w:r>
+              <w:t>M</w:t>
+            </w:r>
+          </w:p>
+        </w:tc>
+        <w:tc>
+          <w:tcPr>
+            <w:tcW w:w="1636" w:type="dxa"/>
+          </w:tcPr>
+          <w:p>
+            <w:pPr>
+              <w:jc w:val="both"/>
+            </w:pPr>
+            <w:r>
+              <w:t>Training Error</w:t>
+            </w:r>
+          </w:p>
+        </w:tc>
+        <w:tc>
+          <w:tcPr>
+            <w:tcW w:w="2429" w:type="dxa"/>
+          </w:tcPr>
+          <w:p>
+            <w:r>
+              <w:t>Cross</w:t>
+            </w:r>
+            <w:r>
+              <w:t xml:space="preserve"> </w:t>
+            </w:r>
+            <w:r>
+              <w:t>Validation Error</w:t>
+            </w:r>
+          </w:p>
+        </w:tc>
+        <w:tc>
+          <w:tcPr>
+            <w:tcW w:w="1412" w:type="dxa"/>
+          </w:tcPr>
+          <w:p>
+            <w:pPr>
+              <w:jc w:val="both"/>
+            </w:pPr>
+            <w:r>
+              <w:t>Overfitting</w:t>
+            </w:r>
+          </w:p>
+        </w:tc>
+      </w:tr>
+      <w:tr>
+        <w:trPr>
+          <w:jc w:val="center"/>
+        </w:trPr>
+        <w:tc>
+          <w:tcPr>
+            <w:tcW w:w="1076" w:type="dxa"/>
+          </w:tcPr>
+          <w:p>
+            <w:pPr>
+              <w:jc w:val="both"/>
+            </w:pPr>
+            <w:r>
+              <w:t>1</w:t>
+            </w:r>
+          </w:p>
+        </w:tc>
+        <w:tc>
+          <w:tcPr>
+            <w:tcW w:w="1136" w:type="dxa"/>
+          </w:tcPr>
+          <w:p>
+            <w:pPr>
+              <w:jc w:val="both"/>
+            </w:pPr>
+            <w:r>
+              <w:t>J48</w:t>
+            </w:r>
+          </w:p>
+        </w:tc>
+        <w:tc>
+          <w:tcPr>
+            <w:tcW w:w="876" w:type="dxa"/>
+          </w:tcPr>
+          <w:p>
+            <w:pPr>
+              <w:jc w:val="both"/>
+            </w:pPr>
+            <w:r>
+              <w:t>0.25</w:t>
+            </w:r>
+          </w:p>
+        </w:tc>
+        <w:tc>
+          <w:tcPr>
+            <w:tcW w:w="451" w:type="dxa"/>
+          </w:tcPr>
+          <w:p>
+            <w:pPr>
+              <w:jc w:val="both"/>
+            </w:pPr>
+            <w:r>
+              <w:t>2</w:t>
+            </w:r>
+          </w:p>
+        </w:tc>
+        <w:tc>
+          <w:tcPr>
+            <w:tcW w:w="1636" w:type="dxa"/>
+          </w:tcPr>
+          <w:p>
+            <w:pPr>
+              <w:jc w:val="both"/>
+            </w:pPr>
+            <w:r>
+              <w:t>0</w:t>
+            </w:r>
+            <w:r>
+              <w:t>.5%</w:t>
+            </w:r>
+          </w:p>
+        </w:tc>
+        <w:tc>
+          <w:tcPr>
+            <w:tcW w:w="2429" w:type="dxa"/>
+          </w:tcPr>
+          <w:p>
+            <w:pPr>
+              <w:jc w:val="both"/>
+            </w:pPr>
+            <w:r>
+              <w:t>1</w:t>
+            </w:r>
+            <w:r>
+              <w:t>%</w:t>
+            </w:r>
+          </w:p>
+        </w:tc>
+        <w:tc>
+          <w:tcPr>
+            <w:tcW w:w="1412" w:type="dxa"/>
+          </w:tcPr>
+          <w:p>
+            <w:pPr>
+              <w:jc w:val="both"/>
+            </w:pPr>
+            <w:r>
+              <w:t>No</w:t>
+            </w:r>
+          </w:p>
+        </w:tc>
+      </w:tr>
+      <w:tr>
+        <w:trPr>
+          <w:jc w:val="center"/>
+        </w:trPr>
+        <w:tc>
+          <w:tcPr>
+            <w:tcW w:w="1076" w:type="dxa"/>
+          </w:tcPr>
+          <w:p>
+            <w:pPr>
+              <w:jc w:val="both"/>
+            </w:pPr>
+            <w:r>
+              <w:t>2</w:t>
+            </w:r>
+          </w:p>
+        </w:tc>
+        <w:tc>
+          <w:tcPr>
+            <w:tcW w:w="1136" w:type="dxa"/>
+          </w:tcPr>
+          <w:p>
+            <w:pPr>
+              <w:jc w:val="both"/>
+            </w:pPr>
+            <w:r>
+              <w:t>J48</w:t>
+            </w:r>
+          </w:p>
+        </w:tc>
+        <w:tc>
+          <w:tcPr>
+            <w:tcW w:w="876" w:type="dxa"/>
+          </w:tcPr>
+          <w:p>
+            <w:pPr>
+              <w:jc w:val="both"/>
+            </w:pPr>
+            <w:r>
+              <w:t>0.25</w:t>
+            </w:r>
+          </w:p>
+        </w:tc>
+        <w:tc>
+          <w:tcPr>
+            <w:tcW w:w="451" w:type="dxa"/>
+          </w:tcPr>
+          <w:p>
+            <w:pPr>
+              <w:jc w:val="both"/>
+            </w:pPr>
+            <w:r>
+              <w:t>3</w:t>
+            </w:r>
+          </w:p>
+        </w:tc>
+        <w:tc>
+          <w:tcPr>
+            <w:tcW w:w="1636" w:type="dxa"/>
+          </w:tcPr>
+          <w:p>
+            <w:pPr>
+              <w:jc w:val="both"/>
+            </w:pPr>
+            <w:r>
+              <w:t>0</w:t>
+            </w:r>
+            <w:r>
+              <w:t>.5%</w:t>
+            </w:r>
+          </w:p>
+        </w:tc>
+        <w:tc>
+          <w:tcPr>
+            <w:tcW w:w="2429" w:type="dxa"/>
+          </w:tcPr>
+          <w:p>
+            <w:pPr>
+              <w:jc w:val="both"/>
+            </w:pPr>
+            <w:r>
+              <w:t>1</w:t>
+            </w:r>
+            <w:r>
+              <w:t>%</w:t>
+            </w:r>
+          </w:p>
+        </w:tc>
+        <w:tc>
+          <w:tcPr>
+            <w:tcW w:w="1412" w:type="dxa"/>
+          </w:tcPr>
+          <w:p>
+            <w:pPr>
+              <w:jc w:val="both"/>
+            </w:pPr>
+            <w:r>
+              <w:t>No</w:t>
+            </w:r>
+          </w:p>
+        </w:tc>
+      </w:tr>
+      <w:tr>
+        <w:trPr>
+          <w:jc w:val="center"/>
+        </w:trPr>
+        <w:tc>
+          <w:tcPr>
+            <w:tcW w:w="1076" w:type="dxa"/>
+          </w:tcPr>
+          <w:p>
+            <w:pPr>
+              <w:jc w:val="both"/>
+            </w:pPr>
+            <w:r>
+              <w:t>3</w:t>
+            </w:r>
+          </w:p>
+        </w:tc>
+        <w:tc>
+          <w:tcPr>
+            <w:tcW w:w="1136" w:type="dxa"/>
+          </w:tcPr>
+          <w:p>
+            <w:pPr>
+              <w:jc w:val="both"/>
+            </w:pPr>
+            <w:r>
+              <w:t>J48</w:t>
+            </w:r>
+          </w:p>
+        </w:tc>
+        <w:tc>
+          <w:tcPr>
+            <w:tcW w:w="876" w:type="dxa"/>
+          </w:tcPr>
+          <w:p>
+            <w:pPr>
+              <w:jc w:val="both"/>
+            </w:pPr>
+            <w:r>
+              <w:t>0.25</w:t>
+            </w:r>
+          </w:p>
+        </w:tc>
+        <w:tc>
+          <w:tcPr>
+            <w:tcW w:w="451" w:type="dxa"/>
+          </w:tcPr>
+          <w:p>
+            <w:pPr>
+              <w:jc w:val="both"/>
+            </w:pPr>
+            <w:r>
+              <w:t>4</w:t>
+            </w:r>
+          </w:p>
+        </w:tc>
+        <w:tc>
+          <w:tcPr>
+            <w:tcW w:w="1636" w:type="dxa"/>
+          </w:tcPr>
+          <w:p>
+            <w:pPr>
+              <w:jc w:val="both"/>
+            </w:pPr>
+            <w:r>
+              <w:t>0.5%</w:t>
+            </w:r>
+          </w:p>
+        </w:tc>
+        <w:tc>
+          <w:tcPr>
+            <w:tcW w:w="2429" w:type="dxa"/>
+          </w:tcPr>
+          <w:p>
+            <w:pPr>
+              <w:jc w:val="both"/>
+            </w:pPr>
+            <w:r>
+              <w:t>1%</w:t>
+            </w:r>
+          </w:p>
+        </w:tc>
+        <w:tc>
+          <w:tcPr>
+            <w:tcW w:w="1412" w:type="dxa"/>
+          </w:tcPr>
+          <w:p>
+            <w:pPr>
+              <w:jc w:val="both"/>
+            </w:pPr>
+            <w:r>
+              <w:t>No</w:t>
+            </w:r>
+          </w:p>
+        </w:tc>
+      </w:tr>
+      <w:tr>
+        <w:trPr>
+          <w:jc w:val="center"/>
+        </w:trPr>
+        <w:tc>
+          <w:tcPr>
+            <w:tcW w:w="1076" w:type="dxa"/>
+          </w:tcPr>
+          <w:p>
+            <w:pPr>
+              <w:jc w:val="both"/>
+            </w:pPr>
+            <w:r>
+              <w:t>4</w:t>
+            </w:r>
+          </w:p>
+        </w:tc>
+        <w:tc>
+          <w:tcPr>
+            <w:tcW w:w="1136" w:type="dxa"/>
+          </w:tcPr>
+          <w:p>
+            <w:pPr>
+              <w:jc w:val="both"/>
+            </w:pPr>
+            <w:r>
+              <w:t>J48</w:t>
+            </w:r>
+          </w:p>
+        </w:tc>
+        <w:tc>
+          <w:tcPr>
+            <w:tcW w:w="876" w:type="dxa"/>
+          </w:tcPr>
+          <w:p>
+            <w:pPr>
+              <w:jc w:val="both"/>
+            </w:pPr>
+            <w:r>
+              <w:t>0.25</w:t>
+            </w:r>
+          </w:p>
+        </w:tc>
+        <w:tc>
+          <w:tcPr>
+            <w:tcW w:w="451" w:type="dxa"/>
+          </w:tcPr>
+          <w:p>
+            <w:pPr>
+              <w:jc w:val="both"/>
+            </w:pPr>
+            <w:r>
+              <w:t>5</w:t>
+            </w:r>
+          </w:p>
+        </w:tc>
+        <w:tc>
+          <w:tcPr>
+            <w:tcW w:w="1636" w:type="dxa"/>
+          </w:tcPr>
+          <w:p>
+            <w:pPr>
+              <w:jc w:val="both"/>
+            </w:pPr>
+            <w:r>
+              <w:t>0</w:t>
+            </w:r>
+            <w:r>
+              <w:t>.5%</w:t>
+            </w:r>
+          </w:p>
+        </w:tc>
+        <w:tc>
+          <w:tcPr>
+            <w:tcW w:w="2429" w:type="dxa"/>
+          </w:tcPr>
+          <w:p>
+            <w:pPr>
+              <w:jc w:val="both"/>
+            </w:pPr>
+            <w:r>
+              <w:t>1</w:t>
+            </w:r>
+            <w:r>
+              <w:t>%</w:t>
+            </w:r>
+          </w:p>
+        </w:tc>
+        <w:tc>
+          <w:tcPr>
+            <w:tcW w:w="1412" w:type="dxa"/>
+          </w:tcPr>
+          <w:p>
+            <w:pPr>
+              <w:jc w:val="both"/>
+            </w:pPr>
+            <w:r>
+              <w:t>No</w:t>
+            </w:r>
+          </w:p>
+        </w:tc>
+      </w:tr>
+      <w:tr>
+        <w:trPr>
+          <w:jc w:val="center"/>
+        </w:trPr>
+        <w:tc>
+          <w:tcPr>
+            <w:tcW w:w="1076" w:type="dxa"/>
+          </w:tcPr>
+          <w:p>
+            <w:pPr>
+              <w:jc w:val="both"/>
+            </w:pPr>
+            <w:r>
+              <w:t>5</w:t>
+            </w:r>
+          </w:p>
+        </w:tc>
+        <w:tc>
+          <w:tcPr>
+            <w:tcW w:w="1136" w:type="dxa"/>
+          </w:tcPr>
+          <w:p>
+            <w:pPr>
+              <w:jc w:val="both"/>
+            </w:pPr>
+            <w:r>
+              <w:t>J48</w:t>
+            </w:r>
+          </w:p>
+        </w:tc>
+        <w:tc>
+          <w:tcPr>
+            <w:tcW w:w="876" w:type="dxa"/>
+          </w:tcPr>
+          <w:p>
+            <w:pPr>
+              <w:jc w:val="both"/>
+            </w:pPr>
+            <w:r>
+              <w:t>0.01</w:t>
+            </w:r>
+          </w:p>
+        </w:tc>
+        <w:tc>
+          <w:tcPr>
+            <w:tcW w:w="451" w:type="dxa"/>
+          </w:tcPr>
+          <w:p>
+            <w:pPr>
+              <w:jc w:val="both"/>
+            </w:pPr>
+            <w:r>
+              <w:t>5</w:t>
+            </w:r>
+          </w:p>
+        </w:tc>
+        <w:tc>
+          <w:tcPr>
+            <w:tcW w:w="1636" w:type="dxa"/>
+          </w:tcPr>
+          <w:p>
+            <w:pPr>
+              <w:jc w:val="both"/>
+            </w:pPr>
+            <w:r>
+              <w:t>0.5%</w:t>
+            </w:r>
+          </w:p>
+        </w:tc>
+        <w:tc>
+          <w:tcPr>
+            <w:tcW w:w="2429" w:type="dxa"/>
+          </w:tcPr>
+          <w:p>
+            <w:pPr>
+              <w:jc w:val="both"/>
+            </w:pPr>
+            <w:r>
+              <w:t>1%</w:t>
+            </w:r>
+          </w:p>
+        </w:tc>
+        <w:tc>
+          <w:tcPr>
+            <w:tcW w:w="1412" w:type="dxa"/>
+          </w:tcPr>
+          <w:p>
+            <w:pPr>
+              <w:jc w:val="both"/>
+            </w:pPr>
+            <w:r>
+              <w:t>No</w:t>
+            </w:r>
+          </w:p>
+        </w:tc>
+      </w:tr>
+      <w:tr>
+        <w:trPr>
+          <w:jc w:val="center"/>
+        </w:trPr>
+        <w:tc>
+          <w:tcPr>
+            <w:tcW w:w="1076" w:type="dxa"/>
+          </w:tcPr>
+          <w:p>
+            <w:pPr>
+              <w:jc w:val="both"/>
+            </w:pPr>
+            <w:r>
+              <w:t>6</w:t>
+            </w:r>
+          </w:p>
+        </w:tc>
+        <w:tc>
+          <w:tcPr>
+            <w:tcW w:w="1136" w:type="dxa"/>
+          </w:tcPr>
+          <w:p>
+            <w:pPr>
+              <w:jc w:val="both"/>
+            </w:pPr>
+            <w:r>
+              <w:t>J48</w:t>
+            </w:r>
+          </w:p>
+        </w:tc>
+        <w:tc>
+          <w:tcPr>
+            <w:tcW w:w="876" w:type="dxa"/>
+          </w:tcPr>
+          <w:p>
+            <w:pPr>
+              <w:jc w:val="both"/>
+            </w:pPr>
+            <w:r>
+              <w:t>0.01</w:t>
+            </w:r>
+          </w:p>
+        </w:tc>
+        <w:tc>
+          <w:tcPr>
+            <w:tcW w:w="451" w:type="dxa"/>
+          </w:tcPr>
+          <w:p>
+            <w:pPr>
+              <w:jc w:val="both"/>
+            </w:pPr>
+            <w:r>
+              <w:t>6</w:t>
+            </w:r>
+          </w:p>
+        </w:tc>
+        <w:tc>
+          <w:tcPr>
+            <w:tcW w:w="1636" w:type="dxa"/>
+          </w:tcPr>
+          <w:p>
+            <w:pPr>
+              <w:jc w:val="both"/>
+            </w:pPr>
+            <w:r>
+              <w:t>0.5%</w:t>
+            </w:r>
+          </w:p>
+        </w:tc>
+        <w:tc>
+          <w:tcPr>
+            <w:tcW w:w="2429" w:type="dxa"/>
+          </w:tcPr>
+          <w:p>
+            <w:pPr>
+              <w:jc w:val="both"/>
+            </w:pPr>
+            <w:r>
+              <w:t>1.5%</w:t>
+            </w:r>
+          </w:p>
+        </w:tc>
+        <w:tc>
+          <w:tcPr>
+            <w:tcW w:w="1412" w:type="dxa"/>
+          </w:tcPr>
+          <w:p>
+            <w:pPr>
+              <w:jc w:val="both"/>
+            </w:pPr>
+            <w:r>
+              <w:t>No</w:t>
+            </w:r>
+          </w:p>
+        </w:tc>
+      </w:tr>
+      <w:tr>
+        <w:trPr>
+          <w:jc w:val="center"/>
+        </w:trPr>
+        <w:tc>
+          <w:tcPr>
+            <w:tcW w:w="1076" w:type="dxa"/>
+          </w:tcPr>
+          <w:p>
+            <w:pPr>
+              <w:jc w:val="both"/>
+            </w:pPr>
+            <w:r>
+              <w:t>7</w:t>
+            </w:r>
+          </w:p>
+        </w:tc>
+        <w:tc>
+          <w:tcPr>
+            <w:tcW w:w="1136" w:type="dxa"/>
+          </w:tcPr>
+          <w:p>
+            <w:pPr>
+              <w:jc w:val="both"/>
+            </w:pPr>
+            <w:r>
+              <w:t>J48</w:t>
+            </w:r>
+          </w:p>
+        </w:tc>
+        <w:tc>
+          <w:tcPr>
+            <w:tcW w:w="876" w:type="dxa"/>
+          </w:tcPr>
+          <w:p>
+            <w:pPr>
+              <w:jc w:val="both"/>
+            </w:pPr>
+            <w:r>
+              <w:t>0.0001</w:t>
+            </w:r>
+          </w:p>
+        </w:tc>
+        <w:tc>
+          <w:tcPr>
+            <w:tcW w:w="451" w:type="dxa"/>
+          </w:tcPr>
+          <w:p>
+            <w:pPr>
+              <w:jc w:val="both"/>
+            </w:pPr>
+            <w:r>
+              <w:t>7</w:t>
+            </w:r>
+          </w:p>
+        </w:tc>
+        <w:tc>
+          <w:tcPr>
+            <w:tcW w:w="1636" w:type="dxa"/>
+          </w:tcPr>
+          <w:p>
+            <w:pPr>
+              <w:jc w:val="both"/>
+            </w:pPr>
+            <w:r>
+              <w:t>3%</w:t>
+            </w:r>
+          </w:p>
+        </w:tc>
+        <w:tc>
+          <w:tcPr>
+            <w:tcW w:w="2429" w:type="dxa"/>
+          </w:tcPr>
+          <w:p>
+            <w:pPr>
+              <w:jc w:val="both"/>
+            </w:pPr>
+            <w:r>
+              <w:t>3%</w:t>
+            </w:r>
+          </w:p>
+        </w:tc>
+        <w:tc>
+          <w:tcPr>
+            <w:tcW w:w="1412" w:type="dxa"/>
+          </w:tcPr>
+          <w:p>
+            <w:pPr>
+              <w:jc w:val="both"/>
+            </w:pPr>
+            <w:r>
+              <w:t>Underfitting</w:t>
+            </w:r>
+          </w:p>
+        </w:tc>
+      </w:tr>
+      <w:tr>
+        <w:trPr>
+          <w:jc w:val="center"/>
+        </w:trPr>
+        <w:tc>
+          <w:tcPr>
+            <w:tcW w:w="1076" w:type="dxa"/>
+          </w:tcPr>
+          <w:p>
+            <w:pPr>
+              <w:jc w:val="both"/>
+            </w:pPr>
+            <w:r>
+              <w:t>8</w:t>
+            </w:r>
+          </w:p>
+        </w:tc>
+        <w:tc>
+          <w:tcPr>
+            <w:tcW w:w="1136" w:type="dxa"/>
+          </w:tcPr>
+          <w:p>
+            <w:pPr>
+              <w:jc w:val="both"/>
+            </w:pPr>
+            <w:r>
+              <w:t>J48</w:t>
+            </w:r>
+          </w:p>
+        </w:tc>
+        <w:tc>
+          <w:tcPr>
+            <w:tcW w:w="876" w:type="dxa"/>
+          </w:tcPr>
+          <w:p>
+            <w:pPr>
+              <w:jc w:val="both"/>
+            </w:pPr>
+            <w:r>
+              <w:t>0.0001</w:t>
+            </w:r>
+          </w:p>
+        </w:tc>
+        <w:tc>
+          <w:tcPr>
+            <w:tcW w:w="451" w:type="dxa"/>
+          </w:tcPr>
+          <w:p>
+            <w:pPr>
+              <w:jc w:val="both"/>
+            </w:pPr>
+            <w:r>
+              <w:t>2</w:t>
+            </w:r>
+          </w:p>
+        </w:tc>
+        <w:tc>
+          <w:tcPr>
+            <w:tcW w:w="1636" w:type="dxa"/>
+          </w:tcPr>
+          <w:p>
+            <w:pPr>
+              <w:jc w:val="both"/>
+            </w:pPr>
+            <w:r>
+              <w:t>3%</w:t>
+            </w:r>
+          </w:p>
+        </w:tc>
+        <w:tc>
+          <w:tcPr>
+            <w:tcW w:w="2429" w:type="dxa"/>
+          </w:tcPr>
+          <w:p>
+            <w:pPr>
+              <w:jc w:val="both"/>
+            </w:pPr>
+            <w:r>
+              <w:t>3%</w:t>
+            </w:r>
+          </w:p>
+        </w:tc>
+        <w:tc>
+          <w:tcPr>
+            <w:tcW w:w="1412" w:type="dxa"/>
+          </w:tcPr>
+          <w:p>
+            <w:pPr>
+              <w:jc w:val="both"/>
+            </w:pPr>
+            <w:r>
+              <w:t>Underfitting</w:t>
+            </w:r>
+          </w:p>
+        </w:tc>
+      </w:tr>
+      <w:tr>
+        <w:trPr>
+          <w:jc w:val="center"/>
+        </w:trPr>
+        <w:tc>
+          <w:tcPr>
+            <w:tcW w:w="1076" w:type="dxa"/>
+          </w:tcPr>
+          <w:p>
+            <w:pPr>
+              <w:jc w:val="both"/>
+            </w:pPr>
+            <w:r>
+              <w:t>9</w:t>
+            </w:r>
+          </w:p>
+        </w:tc>
+        <w:tc>
+          <w:tcPr>
+            <w:tcW w:w="1136" w:type="dxa"/>
+          </w:tcPr>
+          <w:p>
+            <w:pPr>
+              <w:jc w:val="both"/>
+            </w:pPr>
+            <w:r>
+              <w:t>J48</w:t>
+            </w:r>
+          </w:p>
+        </w:tc>
+        <w:tc>
+          <w:tcPr>
+            <w:tcW w:w="876" w:type="dxa"/>
+          </w:tcPr>
+          <w:p>
+            <w:pPr>
+              <w:jc w:val="both"/>
+            </w:pPr>
+            <w:r>
+              <w:t>0.5</w:t>
+            </w:r>
+          </w:p>
+        </w:tc>
+        <w:tc>
+          <w:tcPr>
+            <w:tcW w:w="451" w:type="dxa"/>
+          </w:tcPr>
+          <w:p>
+            <w:pPr>
+              <w:jc w:val="both"/>
+            </w:pPr>
+            <w:r>
+              <w:t>2</w:t>
+            </w:r>
+          </w:p>
+        </w:tc>
+        <w:tc>
+          <w:tcPr>
+            <w:tcW w:w="1636" w:type="dxa"/>
+          </w:tcPr>
+          <w:p>
+            <w:pPr>
+              <w:jc w:val="both"/>
+            </w:pPr>
+            <w:r>
+              <w:t>0.5%</w:t>
+            </w:r>
+          </w:p>
+        </w:tc>
+        <w:tc>
+          <w:tcPr>
+            <w:tcW w:w="2429" w:type="dxa"/>
+          </w:tcPr>
+          <w:p>
+            <w:pPr>
+              <w:jc w:val="both"/>
+            </w:pPr>
+            <w:r>
+              <w:t>1.25%</w:t>
+            </w:r>
+          </w:p>
+        </w:tc>
+        <w:tc>
+          <w:tcPr>
+            <w:tcW w:w="1412" w:type="dxa"/>
+          </w:tcPr>
+          <w:p>
+            <w:pPr>
+              <w:jc w:val="both"/>
+            </w:pPr>
+            <w:r>
+              <w:t>Slight</w:t>
+            </w:r>
+          </w:p>
+        </w:tc>
+      </w:tr>
+    </w:tbl>
+    <w:p>
+      <w:pPr>
+        <w:jc w:val="center"/>
+      </w:pPr>
+      <w:r>
+        <w:t>Figure 3 – J48 with different C and M</w:t>
+      </w:r>
+    </w:p>
+    <w:p>
+      <w:pPr>
+        <w:jc w:val="both"/>
+      </w:pPr>
+    </w:p>
+    <w:p>
+      <w:pPr>
+        <w:ind w:firstLine="720"/>
+        <w:jc w:val="both"/>
+      </w:pPr>
+      <w:r>
+        <w:lastRenderedPageBreak/>
+        <w:t>In Figure 3, t</w:t>
+      </w:r>
+      <w:r>
+        <w:t xml:space="preserve">he J48 classifier was evaluated with different combinations of confidence </w:t>
+      </w:r>
+      <w:proofErr w:type="gramStart"/>
+      <w:r>
+        <w:t>factor</w:t>
+      </w:r>
+      <w:proofErr w:type="gramEnd"/>
+      <w:r>
+        <w:t xml:space="preserve"> (C) and minimum instances per leaf (M) to assess their impact on performance. For most configurations (C = 0.25 and C = 0.01), the model achieved a consistent training error of 0.5% and cross-validation error between 1% and 1.5%, indicating stable performance with no overfitting, as the error gap is minimal. When C is set to an extremely low value (0.0001), both training and cross-validation errors increase to 3%, indicating underfitting due to excessive pruning that limits model complexity. In contrast, with a higher confidence factor (C = 0.5), the training error remains low (0.5%) while cross-validation error slightly increases to 1.25%, suggesting mild overfitting, although the difference is not significant. Overall, the results show that J48 generalizes well across most parameter settings, with optimal performance achieved at moderate pruning levels (e.g., C = 0.25), where no overfitting is observed.</w:t>
       </w:r>
     </w:p>
     <w:p>
@@ -613,11 +2161,10 @@
       </w:tblPr>
       <w:tblGrid>
         <w:gridCol w:w="1129"/>
+        <w:gridCol w:w="1136"/>
+        <w:gridCol w:w="1416"/>
         <w:gridCol w:w="1276"/>
-        <w:gridCol w:w="1418"/>
-        <w:gridCol w:w="1701"/>
-        <w:gridCol w:w="1777"/>
-        <w:gridCol w:w="1630"/>
+        <w:gridCol w:w="1376"/>
       </w:tblGrid>
       <w:tr>
         <w:trPr>
@@ -638,6 +2185,32 @@
         </w:tc>
         <w:tc>
           <w:tcPr>
+            <w:tcW w:w="1136" w:type="dxa"/>
+          </w:tcPr>
+          <w:p>
+            <w:pPr>
+              <w:jc w:val="both"/>
+            </w:pPr>
+            <w:r>
+              <w:t>Classifier</w:t>
+            </w:r>
+          </w:p>
+        </w:tc>
+        <w:tc>
+          <w:tcPr>
+            <w:tcW w:w="1416" w:type="dxa"/>
+          </w:tcPr>
+          <w:p>
+            <w:pPr>
+              <w:jc w:val="both"/>
+            </w:pPr>
+            <w:r>
+              <w:t>Training Set</w:t>
+            </w:r>
+          </w:p>
+        </w:tc>
+        <w:tc>
+          <w:tcPr>
             <w:tcW w:w="1276" w:type="dxa"/>
           </w:tcPr>
           <w:p>
@@ -645,52 +2218,16 @@
               <w:jc w:val="both"/>
             </w:pPr>
             <w:r>
-              <w:t>Classifier</w:t>
-            </w:r>
-          </w:p>
-        </w:tc>
-        <w:tc>
-          <w:tcPr>
-            <w:tcW w:w="1418" w:type="dxa"/>
-          </w:tcPr>
-          <w:p>
-            <w:pPr>
-              <w:jc w:val="both"/>
-            </w:pPr>
-            <w:r>
-              <w:t>Params</w:t>
-            </w:r>
-          </w:p>
-        </w:tc>
-        <w:tc>
-          <w:tcPr>
-            <w:tcW w:w="1701" w:type="dxa"/>
-          </w:tcPr>
-          <w:p>
-            <w:pPr>
-              <w:jc w:val="both"/>
-            </w:pPr>
-            <w:r>
-              <w:t>Training Error</w:t>
-            </w:r>
-          </w:p>
-        </w:tc>
-        <w:tc>
-          <w:tcPr>
-            <w:tcW w:w="1777" w:type="dxa"/>
-          </w:tcPr>
-          <w:p>
-            <w:pPr>
-              <w:jc w:val="both"/>
-            </w:pPr>
-            <w:r>
-              <w:t>Cross Validation Error</w:t>
-            </w:r>
-          </w:p>
-        </w:tc>
-        <w:tc>
-          <w:tcPr>
-            <w:tcW w:w="1630" w:type="dxa"/>
+              <w:t xml:space="preserve">Test </w:t>
+            </w:r>
+            <w:r>
+              <w:t>Error</w:t>
+            </w:r>
+          </w:p>
+        </w:tc>
+        <w:tc>
+          <w:tcPr>
+            <w:tcW w:w="1376" w:type="dxa"/>
           </w:tcPr>
           <w:p>
             <w:pPr>
@@ -721,6 +2258,32 @@
         </w:tc>
         <w:tc>
           <w:tcPr>
+            <w:tcW w:w="1136" w:type="dxa"/>
+          </w:tcPr>
+          <w:p>
+            <w:pPr>
+              <w:jc w:val="both"/>
+            </w:pPr>
+            <w:r>
+              <w:t>J48</w:t>
+            </w:r>
+          </w:p>
+        </w:tc>
+        <w:tc>
+          <w:tcPr>
+            <w:tcW w:w="1416" w:type="dxa"/>
+          </w:tcPr>
+          <w:p>
+            <w:pPr>
+              <w:jc w:val="both"/>
+            </w:pPr>
+            <w:r>
+              <w:t>90%</w:t>
+            </w:r>
+          </w:p>
+        </w:tc>
+        <w:tc>
+          <w:tcPr>
             <w:tcW w:w="1276" w:type="dxa"/>
           </w:tcPr>
           <w:p>
@@ -728,46 +2291,7 @@
               <w:jc w:val="both"/>
             </w:pPr>
             <w:r>
-              <w:t>ZeroR</w:t>
-            </w:r>
-          </w:p>
-        </w:tc>
-        <w:tc>
-          <w:tcPr>
-            <w:tcW w:w="1418" w:type="dxa"/>
-          </w:tcPr>
-          <w:p>
-            <w:pPr>
-              <w:jc w:val="both"/>
-            </w:pPr>
-            <w:r>
-              <w:t>Default</w:t>
-            </w:r>
-          </w:p>
-        </w:tc>
-        <w:tc>
-          <w:tcPr>
-            <w:tcW w:w="1701" w:type="dxa"/>
-          </w:tcPr>
-          <w:p>
-            <w:pPr>
-              <w:jc w:val="both"/>
-            </w:pPr>
-            <w:r>
-              <w:t>37.5%</w:t>
-            </w:r>
-          </w:p>
-        </w:tc>
-        <w:tc>
-          <w:tcPr>
-            <w:tcW w:w="1777" w:type="dxa"/>
-          </w:tcPr>
-          <w:p>
-            <w:pPr>
-              <w:jc w:val="both"/>
-            </w:pPr>
-            <w:r>
-              <w:t>37.5</w:t>
+              <w:t>15</w:t>
             </w:r>
             <w:r>
               <w:t>%</w:t>
@@ -776,7 +2300,7 @@
         </w:tc>
         <w:tc>
           <w:tcPr>
-            <w:tcW w:w="1630" w:type="dxa"/>
+            <w:tcW w:w="1376" w:type="dxa"/>
           </w:tcPr>
           <w:p>
             <w:pPr>
@@ -807,6 +2331,32 @@
         </w:tc>
         <w:tc>
           <w:tcPr>
+            <w:tcW w:w="1136" w:type="dxa"/>
+          </w:tcPr>
+          <w:p>
+            <w:pPr>
+              <w:jc w:val="both"/>
+            </w:pPr>
+            <w:r>
+              <w:t>J48</w:t>
+            </w:r>
+          </w:p>
+        </w:tc>
+        <w:tc>
+          <w:tcPr>
+            <w:tcW w:w="1416" w:type="dxa"/>
+          </w:tcPr>
+          <w:p>
+            <w:pPr>
+              <w:jc w:val="both"/>
+            </w:pPr>
+            <w:r>
+              <w:t>80%</w:t>
+            </w:r>
+          </w:p>
+        </w:tc>
+        <w:tc>
+          <w:tcPr>
             <w:tcW w:w="1276" w:type="dxa"/>
           </w:tcPr>
           <w:p>
@@ -814,52 +2364,16 @@
               <w:jc w:val="both"/>
             </w:pPr>
             <w:r>
-              <w:t>OneR</w:t>
-            </w:r>
-          </w:p>
-        </w:tc>
-        <w:tc>
-          <w:tcPr>
-            <w:tcW w:w="1418" w:type="dxa"/>
-          </w:tcPr>
-          <w:p>
-            <w:pPr>
-              <w:jc w:val="both"/>
-            </w:pPr>
-            <w:r>
-              <w:t>Default</w:t>
-            </w:r>
-          </w:p>
-        </w:tc>
-        <w:tc>
-          <w:tcPr>
-            <w:tcW w:w="1701" w:type="dxa"/>
-          </w:tcPr>
-          <w:p>
-            <w:pPr>
-              <w:jc w:val="both"/>
-            </w:pPr>
-            <w:r>
-              <w:t>7.5%</w:t>
-            </w:r>
-          </w:p>
-        </w:tc>
-        <w:tc>
-          <w:tcPr>
-            <w:tcW w:w="1777" w:type="dxa"/>
-          </w:tcPr>
-          <w:p>
-            <w:pPr>
-              <w:jc w:val="both"/>
-            </w:pPr>
-            <w:r>
-              <w:t>8%</w:t>
-            </w:r>
-          </w:p>
-        </w:tc>
-        <w:tc>
-          <w:tcPr>
-            <w:tcW w:w="1630" w:type="dxa"/>
+              <w:t>3.7</w:t>
+            </w:r>
+            <w:r>
+              <w:t>5%</w:t>
+            </w:r>
+          </w:p>
+        </w:tc>
+        <w:tc>
+          <w:tcPr>
+            <w:tcW w:w="1376" w:type="dxa"/>
           </w:tcPr>
           <w:p>
             <w:pPr>
@@ -890,6 +2404,32 @@
         </w:tc>
         <w:tc>
           <w:tcPr>
+            <w:tcW w:w="1136" w:type="dxa"/>
+          </w:tcPr>
+          <w:p>
+            <w:pPr>
+              <w:jc w:val="both"/>
+            </w:pPr>
+            <w:r>
+              <w:t>J48</w:t>
+            </w:r>
+          </w:p>
+        </w:tc>
+        <w:tc>
+          <w:tcPr>
+            <w:tcW w:w="1416" w:type="dxa"/>
+          </w:tcPr>
+          <w:p>
+            <w:pPr>
+              <w:jc w:val="both"/>
+            </w:pPr>
+            <w:r>
+              <w:t>70%</w:t>
+            </w:r>
+          </w:p>
+        </w:tc>
+        <w:tc>
+          <w:tcPr>
             <w:tcW w:w="1276" w:type="dxa"/>
           </w:tcPr>
           <w:p>
@@ -897,52 +2437,16 @@
               <w:jc w:val="both"/>
             </w:pPr>
             <w:r>
-              <w:t>J48</w:t>
-            </w:r>
-          </w:p>
-        </w:tc>
-        <w:tc>
-          <w:tcPr>
-            <w:tcW w:w="1418" w:type="dxa"/>
-          </w:tcPr>
-          <w:p>
-            <w:pPr>
-              <w:jc w:val="both"/>
-            </w:pPr>
-            <w:r>
-              <w:t>Default</w:t>
-            </w:r>
-          </w:p>
-        </w:tc>
-        <w:tc>
-          <w:tcPr>
-            <w:tcW w:w="1701" w:type="dxa"/>
-          </w:tcPr>
-          <w:p>
-            <w:pPr>
-              <w:jc w:val="both"/>
-            </w:pPr>
-            <w:r>
-              <w:t>0.5%</w:t>
-            </w:r>
-          </w:p>
-        </w:tc>
-        <w:tc>
-          <w:tcPr>
-            <w:tcW w:w="1777" w:type="dxa"/>
-          </w:tcPr>
-          <w:p>
-            <w:pPr>
-              <w:jc w:val="both"/>
-            </w:pPr>
-            <w:r>
-              <w:t>1%</w:t>
-            </w:r>
-          </w:p>
-        </w:tc>
-        <w:tc>
-          <w:tcPr>
-            <w:tcW w:w="1630" w:type="dxa"/>
+              <w:t>2</w:t>
+            </w:r>
+            <w:r>
+              <w:t>.5%</w:t>
+            </w:r>
+          </w:p>
+        </w:tc>
+        <w:tc>
+          <w:tcPr>
+            <w:tcW w:w="1376" w:type="dxa"/>
           </w:tcPr>
           <w:p>
             <w:pPr>
@@ -973,6 +2477,32 @@
         </w:tc>
         <w:tc>
           <w:tcPr>
+            <w:tcW w:w="1136" w:type="dxa"/>
+          </w:tcPr>
+          <w:p>
+            <w:pPr>
+              <w:jc w:val="both"/>
+            </w:pPr>
+            <w:r>
+              <w:t>J48</w:t>
+            </w:r>
+          </w:p>
+        </w:tc>
+        <w:tc>
+          <w:tcPr>
+            <w:tcW w:w="1416" w:type="dxa"/>
+          </w:tcPr>
+          <w:p>
+            <w:pPr>
+              <w:jc w:val="both"/>
+            </w:pPr>
+            <w:r>
+              <w:t>60%</w:t>
+            </w:r>
+          </w:p>
+        </w:tc>
+        <w:tc>
+          <w:tcPr>
             <w:tcW w:w="1276" w:type="dxa"/>
           </w:tcPr>
           <w:p>
@@ -980,52 +2510,89 @@
               <w:jc w:val="both"/>
             </w:pPr>
             <w:r>
-              <w:t>IBk</w:t>
-            </w:r>
-          </w:p>
-        </w:tc>
-        <w:tc>
-          <w:tcPr>
-            <w:tcW w:w="1418" w:type="dxa"/>
-          </w:tcPr>
-          <w:p>
-            <w:pPr>
-              <w:jc w:val="both"/>
-            </w:pPr>
-            <w:r>
-              <w:t>Default</w:t>
-            </w:r>
-          </w:p>
-        </w:tc>
-        <w:tc>
-          <w:tcPr>
-            <w:tcW w:w="1701" w:type="dxa"/>
-          </w:tcPr>
-          <w:p>
-            <w:pPr>
-              <w:jc w:val="both"/>
-            </w:pPr>
-            <w:r>
-              <w:t>2.5%</w:t>
-            </w:r>
-          </w:p>
-        </w:tc>
-        <w:tc>
-          <w:tcPr>
-            <w:tcW w:w="1777" w:type="dxa"/>
-          </w:tcPr>
-          <w:p>
-            <w:pPr>
-              <w:jc w:val="both"/>
-            </w:pPr>
-            <w:r>
-              <w:t>4.25%</w:t>
-            </w:r>
-          </w:p>
-        </w:tc>
-        <w:tc>
-          <w:tcPr>
-            <w:tcW w:w="1630" w:type="dxa"/>
+              <w:t>2</w:t>
+            </w:r>
+            <w:r>
+              <w:t>.5%</w:t>
+            </w:r>
+          </w:p>
+        </w:tc>
+        <w:tc>
+          <w:tcPr>
+            <w:tcW w:w="1376" w:type="dxa"/>
+          </w:tcPr>
+          <w:p>
+            <w:pPr>
+              <w:jc w:val="both"/>
+            </w:pPr>
+            <w:r>
+              <w:t>No</w:t>
+            </w:r>
+          </w:p>
+        </w:tc>
+      </w:tr>
+      <w:tr>
+        <w:trPr>
+          <w:jc w:val="center"/>
+        </w:trPr>
+        <w:tc>
+          <w:tcPr>
+            <w:tcW w:w="1129" w:type="dxa"/>
+          </w:tcPr>
+          <w:p>
+            <w:pPr>
+              <w:jc w:val="both"/>
+            </w:pPr>
+            <w:r>
+              <w:t>5</w:t>
+            </w:r>
+          </w:p>
+        </w:tc>
+        <w:tc>
+          <w:tcPr>
+            <w:tcW w:w="1136" w:type="dxa"/>
+          </w:tcPr>
+          <w:p>
+            <w:pPr>
+              <w:jc w:val="both"/>
+            </w:pPr>
+            <w:r>
+              <w:t>J48</w:t>
+            </w:r>
+          </w:p>
+        </w:tc>
+        <w:tc>
+          <w:tcPr>
+            <w:tcW w:w="1416" w:type="dxa"/>
+          </w:tcPr>
+          <w:p>
+            <w:pPr>
+              <w:jc w:val="both"/>
+            </w:pPr>
+            <w:r>
+              <w:t>50%</w:t>
+            </w:r>
+          </w:p>
+        </w:tc>
+        <w:tc>
+          <w:tcPr>
+            <w:tcW w:w="1276" w:type="dxa"/>
+          </w:tcPr>
+          <w:p>
+            <w:pPr>
+              <w:jc w:val="both"/>
+            </w:pPr>
+            <w:r>
+              <w:t>3</w:t>
+            </w:r>
+            <w:r>
+              <w:t>%</w:t>
+            </w:r>
+          </w:p>
+        </w:tc>
+        <w:tc>
+          <w:tcPr>
+            <w:tcW w:w="1376" w:type="dxa"/>
           </w:tcPr>
           <w:p>
             <w:pPr>
@@ -1040,100 +2607,79 @@
     </w:tbl>
     <w:p>
       <w:pPr>
+        <w:jc w:val="center"/>
+      </w:pPr>
+      <w:r>
+        <w:t>Figure 4 – J48 with different training set</w:t>
+      </w:r>
+    </w:p>
+    <w:p>
+      <w:pPr>
+        <w:ind w:firstLine="720"/>
+      </w:pPr>
+      <w:r>
+        <w:t xml:space="preserve">The results </w:t>
+      </w:r>
+      <w:r>
+        <w:t xml:space="preserve">in Figure 4 </w:t>
+      </w:r>
+      <w:r>
+        <w:t>show that the performance of the J48 classifier is influenced by the proportion of data allocated to training and testing. When using a very high training split (90%), the test error increases significantly to 15%, likely due to the small test set size, which leads to unreliable and high-variance evaluation. More balanced splits 70%</w:t>
+      </w:r>
+      <w:r>
+        <w:t xml:space="preserve"> and </w:t>
+      </w:r>
+      <w:r>
+        <w:t>80% achieve the lowest test errors 2.5%</w:t>
+      </w:r>
+      <w:r>
+        <w:t xml:space="preserve"> and </w:t>
+      </w:r>
+      <w:r>
+        <w:t>3.75%</w:t>
+      </w:r>
+      <w:r>
+        <w:t xml:space="preserve"> respectively,</w:t>
+      </w:r>
+      <w:r>
+        <w:t xml:space="preserve"> indicating a better tradeoff between sufficient training data and reliable evaluation. When the training set is further reduced</w:t>
+      </w:r>
+      <w:r>
+        <w:t xml:space="preserve"> to </w:t>
+      </w:r>
+      <w:r>
+        <w:t>50%</w:t>
+      </w:r>
+      <w:r>
+        <w:t xml:space="preserve"> and </w:t>
+      </w:r>
+      <w:r>
+        <w:t xml:space="preserve">60%, the test error slightly increases, suggesting that the model has less data to learn from. </w:t>
+      </w:r>
+    </w:p>
+    <w:p>
+      <w:pPr>
+        <w:ind w:firstLine="720"/>
+      </w:pPr>
+      <w:r>
+        <w:t>Overall, the results indicate that model performance is stable across most splits, and there is no clear evidence of overfitting; instead, the variation in error is mainly due to changes in training data size and test set reliability.</w:t>
+      </w:r>
+    </w:p>
+    <w:p>
+      <w:pPr>
         <w:jc w:val="both"/>
-      </w:pPr>
-      <w:r>
-        <w:t>Figure 2 – Classifications with default parameters</w:t>
-      </w:r>
-    </w:p>
-    <w:p>
-      <w:pPr>
-        <w:jc w:val="both"/>
-      </w:pPr>
-    </w:p>
-    <w:p>
-      <w:pPr>
-        <w:ind w:firstLine="720"/>
-        <w:jc w:val="both"/>
-      </w:pPr>
-      <w:r>
-        <w:t xml:space="preserve">As shown in Figure 2, ZeroR, OneR, J48 and IBk models are tested with default parameters with two evaluation settings: training set and cross validation (k = 10). </w:t>
-      </w:r>
-    </w:p>
-    <w:p>
-      <w:pPr>
-        <w:jc w:val="both"/>
-      </w:pPr>
-    </w:p>
-    <w:p>
-      <w:pPr>
-        <w:ind w:firstLine="720"/>
-        <w:jc w:val="both"/>
-      </w:pPr>
-      <w:r>
-        <w:t>The ZeroR classifier, which serves as a baseline by predicting only the majority class, achieved an error rate of 37.5% for both training and cross-validation. This identical performance is expected, as ZeroR does not learn any patterns from the data. Its relatively high error rate reflects the class imbalance in the dataset and confirms that more sophisticated models are necessary for meaningful prediction.</w:t>
-      </w:r>
-    </w:p>
-    <w:p>
-      <w:pPr>
-        <w:jc w:val="both"/>
-      </w:pPr>
-    </w:p>
-    <w:p>
-      <w:pPr>
-        <w:ind w:firstLine="720"/>
-        <w:jc w:val="both"/>
-      </w:pPr>
-      <w:r>
-        <w:t>In contrast, OneR significantly reduces the error to 7.5% on the training set and 8% under cross-validation. This demonstrates that even a simple rule-based classifier can capture important relationships within the data. The minimal difference between training and cross-validation error (0.5%) indicates stable performance and good generalization.</w:t>
-      </w:r>
-    </w:p>
-    <w:p>
-      <w:pPr>
-        <w:jc w:val="both"/>
-      </w:pPr>
-    </w:p>
-    <w:p>
-      <w:pPr>
-        <w:ind w:firstLine="720"/>
-        <w:jc w:val="both"/>
-      </w:pPr>
-      <w:r>
-        <w:t>The J48 classifier achieves the lowest error rates, with 0.5% on the training set and 1% under cross-validation. This suggests that the decision tree model is highly effective in capturing the underlying structure of the dataset. Although the training error is extremely low, the cross-validation error remains similarly low, indicating that the model does not significantly overfit despite its high complexity.</w:t>
-      </w:r>
-    </w:p>
-    <w:p>
-      <w:pPr>
-        <w:jc w:val="both"/>
-      </w:pPr>
-    </w:p>
-    <w:p>
-      <w:pPr>
-        <w:ind w:firstLine="720"/>
-        <w:jc w:val="both"/>
-      </w:pPr>
-      <w:r>
-        <w:t>The IBk (k-nearest neighbors) classifier also performs well, with a training error of 2.5% and a cross-validation error of 4.25%. While there is a slightly larger gap compared to other models, it is still relatively small, suggesting only minor sensitivity to unseen data. This behavior is typical for instance-based learners, which can be more affected by local variations in the data.</w:t>
-      </w:r>
-    </w:p>
-    <w:p>
-      <w:pPr>
-        <w:jc w:val="both"/>
-      </w:pPr>
-    </w:p>
-    <w:p>
-      <w:pPr>
-        <w:ind w:firstLine="720"/>
-        <w:jc w:val="both"/>
-      </w:pPr>
-      <w:r>
-        <w:t>Overall, the small differences between training and cross-validation errors across all classifiers indicate that none of the models exhibit significant overfitting. Among the evaluated methods, J48 provides the best performance, followed by IBk and OneR, while ZeroR serves as a baseline for comparison. These results demonstrate that the dataset contains strong predictive patterns that can be effectively learned by both simple and more advanced classification algorithms.</w:t>
-      </w:r>
-    </w:p>
-    <w:p>
-      <w:pPr>
-        <w:jc w:val="both"/>
-      </w:pPr>
+        <w:rPr>
+          <w:b/>
+          <w:bCs/>
+        </w:rPr>
+      </w:pPr>
+      <w:r>
+        <w:rPr>
+          <w:b/>
+          <w:bCs/>
+        </w:rPr>
+        <w:br/>
+      </w:r>
     </w:p>
     <w:tbl>
       <w:tblPr>
@@ -1143,12 +2689,11 @@
         <w:tblLook w:val="04A0" w:firstRow="1" w:lastRow="0" w:firstColumn="1" w:lastColumn="0" w:noHBand="0" w:noVBand="1"/>
       </w:tblPr>
       <w:tblGrid>
-        <w:gridCol w:w="930"/>
-        <w:gridCol w:w="1222"/>
-        <w:gridCol w:w="1231"/>
-        <w:gridCol w:w="1127"/>
-        <w:gridCol w:w="1446"/>
-        <w:gridCol w:w="1565"/>
+        <w:gridCol w:w="988"/>
+        <w:gridCol w:w="1136"/>
+        <w:gridCol w:w="565"/>
+        <w:gridCol w:w="1701"/>
+        <w:gridCol w:w="2433"/>
         <w:gridCol w:w="1495"/>
       </w:tblGrid>
       <w:tr>
@@ -1157,7 +2702,7 @@
         </w:trPr>
         <w:tc>
           <w:tcPr>
-            <w:tcW w:w="930" w:type="dxa"/>
+            <w:tcW w:w="988" w:type="dxa"/>
           </w:tcPr>
           <w:p>
             <w:pPr>
@@ -1170,7 +2715,7 @@
         </w:tc>
         <w:tc>
           <w:tcPr>
-            <w:tcW w:w="1222" w:type="dxa"/>
+            <w:tcW w:w="1136" w:type="dxa"/>
           </w:tcPr>
           <w:p>
             <w:pPr>
@@ -1183,33 +2728,20 @@
         </w:tc>
         <w:tc>
           <w:tcPr>
-            <w:tcW w:w="1231" w:type="dxa"/>
-          </w:tcPr>
-          <w:p>
-            <w:pPr>
-              <w:jc w:val="both"/>
-            </w:pPr>
-            <w:r>
-              <w:t>C</w:t>
-            </w:r>
-          </w:p>
-        </w:tc>
-        <w:tc>
-          <w:tcPr>
-            <w:tcW w:w="1127" w:type="dxa"/>
-          </w:tcPr>
-          <w:p>
-            <w:pPr>
-              <w:jc w:val="both"/>
-            </w:pPr>
-            <w:r>
-              <w:t>M</w:t>
-            </w:r>
-          </w:p>
-        </w:tc>
-        <w:tc>
-          <w:tcPr>
-            <w:tcW w:w="1446" w:type="dxa"/>
+            <w:tcW w:w="565" w:type="dxa"/>
+          </w:tcPr>
+          <w:p>
+            <w:pPr>
+              <w:jc w:val="both"/>
+            </w:pPr>
+            <w:r>
+              <w:t>K</w:t>
+            </w:r>
+          </w:p>
+        </w:tc>
+        <w:tc>
+          <w:tcPr>
+            <w:tcW w:w="1701" w:type="dxa"/>
           </w:tcPr>
           <w:p>
             <w:pPr>
@@ -1222,14 +2754,17 @@
         </w:tc>
         <w:tc>
           <w:tcPr>
-            <w:tcW w:w="1565" w:type="dxa"/>
-          </w:tcPr>
-          <w:p>
-            <w:pPr>
-              <w:jc w:val="both"/>
-            </w:pPr>
-            <w:r>
-              <w:t>Cross Validation Error</w:t>
+            <w:tcW w:w="2433" w:type="dxa"/>
+          </w:tcPr>
+          <w:p>
+            <w:pPr>
+              <w:jc w:val="both"/>
+            </w:pPr>
+            <w:r>
+              <w:t xml:space="preserve">Cross Validation </w:t>
+            </w:r>
+            <w:r>
+              <w:t>Error</w:t>
             </w:r>
           </w:p>
         </w:tc>
@@ -1253,7 +2788,7 @@
         </w:trPr>
         <w:tc>
           <w:tcPr>
-            <w:tcW w:w="930" w:type="dxa"/>
+            <w:tcW w:w="988" w:type="dxa"/>
           </w:tcPr>
           <w:p>
             <w:pPr>
@@ -1266,62 +2801,20 @@
         </w:tc>
         <w:tc>
           <w:tcPr>
-            <w:tcW w:w="1222" w:type="dxa"/>
-          </w:tcPr>
-          <w:p>
-            <w:pPr>
-              <w:jc w:val="both"/>
-            </w:pPr>
-            <w:r>
-              <w:t>J48</w:t>
-            </w:r>
-          </w:p>
-        </w:tc>
-        <w:tc>
-          <w:tcPr>
-            <w:tcW w:w="1231" w:type="dxa"/>
-          </w:tcPr>
-          <w:p>
-            <w:pPr>
-              <w:jc w:val="both"/>
-            </w:pPr>
-            <w:r>
-              <w:t>0.25</w:t>
-            </w:r>
-          </w:p>
-        </w:tc>
-        <w:tc>
-          <w:tcPr>
-            <w:tcW w:w="1127" w:type="dxa"/>
-          </w:tcPr>
-          <w:p>
-            <w:pPr>
-              <w:jc w:val="both"/>
-            </w:pPr>
-            <w:r>
-              <w:t>2</w:t>
-            </w:r>
-          </w:p>
-        </w:tc>
-        <w:tc>
-          <w:tcPr>
-            <w:tcW w:w="1446" w:type="dxa"/>
-          </w:tcPr>
-          <w:p>
-            <w:pPr>
-              <w:jc w:val="both"/>
-            </w:pPr>
-            <w:r>
-              <w:t>0</w:t>
-            </w:r>
-            <w:r>
-              <w:t>.5%</w:t>
-            </w:r>
-          </w:p>
-        </w:tc>
-        <w:tc>
-          <w:tcPr>
-            <w:tcW w:w="1565" w:type="dxa"/>
+            <w:tcW w:w="1136" w:type="dxa"/>
+          </w:tcPr>
+          <w:p>
+            <w:pPr>
+              <w:jc w:val="both"/>
+            </w:pPr>
+            <w:r>
+              <w:t>IBk</w:t>
+            </w:r>
+          </w:p>
+        </w:tc>
+        <w:tc>
+          <w:tcPr>
+            <w:tcW w:w="565" w:type="dxa"/>
           </w:tcPr>
           <w:p>
             <w:pPr>
@@ -1330,8 +2823,31 @@
             <w:r>
               <w:t>1</w:t>
             </w:r>
-            <w:r>
-              <w:t>%</w:t>
+          </w:p>
+        </w:tc>
+        <w:tc>
+          <w:tcPr>
+            <w:tcW w:w="1701" w:type="dxa"/>
+          </w:tcPr>
+          <w:p>
+            <w:pPr>
+              <w:jc w:val="both"/>
+            </w:pPr>
+            <w:r>
+              <w:t>0%</w:t>
+            </w:r>
+          </w:p>
+        </w:tc>
+        <w:tc>
+          <w:tcPr>
+            <w:tcW w:w="2433" w:type="dxa"/>
+          </w:tcPr>
+          <w:p>
+            <w:pPr>
+              <w:jc w:val="both"/>
+            </w:pPr>
+            <w:r>
+              <w:t>1.5%</w:t>
             </w:r>
           </w:p>
         </w:tc>
@@ -1355,7 +2871,7 @@
         </w:trPr>
         <w:tc>
           <w:tcPr>
-            <w:tcW w:w="930" w:type="dxa"/>
+            <w:tcW w:w="988" w:type="dxa"/>
           </w:tcPr>
           <w:p>
             <w:pPr>
@@ -1368,72 +2884,53 @@
         </w:tc>
         <w:tc>
           <w:tcPr>
-            <w:tcW w:w="1222" w:type="dxa"/>
-          </w:tcPr>
-          <w:p>
-            <w:pPr>
-              <w:jc w:val="both"/>
-            </w:pPr>
-            <w:r>
-              <w:t>J48</w:t>
-            </w:r>
-          </w:p>
-        </w:tc>
-        <w:tc>
-          <w:tcPr>
-            <w:tcW w:w="1231" w:type="dxa"/>
-          </w:tcPr>
-          <w:p>
-            <w:pPr>
-              <w:jc w:val="both"/>
-            </w:pPr>
-            <w:r>
-              <w:t>0.25</w:t>
-            </w:r>
-          </w:p>
-        </w:tc>
-        <w:tc>
-          <w:tcPr>
-            <w:tcW w:w="1127" w:type="dxa"/>
-          </w:tcPr>
-          <w:p>
-            <w:pPr>
-              <w:jc w:val="both"/>
-            </w:pPr>
-            <w:r>
-              <w:t>3</w:t>
-            </w:r>
-          </w:p>
-        </w:tc>
-        <w:tc>
-          <w:tcPr>
-            <w:tcW w:w="1446" w:type="dxa"/>
-          </w:tcPr>
-          <w:p>
-            <w:pPr>
-              <w:jc w:val="both"/>
-            </w:pPr>
-            <w:r>
-              <w:t>0</w:t>
-            </w:r>
-            <w:r>
-              <w:t>.5%</w:t>
-            </w:r>
-          </w:p>
-        </w:tc>
-        <w:tc>
-          <w:tcPr>
-            <w:tcW w:w="1565" w:type="dxa"/>
-          </w:tcPr>
-          <w:p>
-            <w:pPr>
-              <w:jc w:val="both"/>
-            </w:pPr>
-            <w:r>
-              <w:t>1</w:t>
-            </w:r>
-            <w:r>
-              <w:t>%</w:t>
+            <w:tcW w:w="1136" w:type="dxa"/>
+          </w:tcPr>
+          <w:p>
+            <w:pPr>
+              <w:jc w:val="both"/>
+            </w:pPr>
+            <w:r>
+              <w:t>IBk</w:t>
+            </w:r>
+          </w:p>
+        </w:tc>
+        <w:tc>
+          <w:tcPr>
+            <w:tcW w:w="565" w:type="dxa"/>
+          </w:tcPr>
+          <w:p>
+            <w:pPr>
+              <w:jc w:val="both"/>
+            </w:pPr>
+            <w:r>
+              <w:t>2</w:t>
+            </w:r>
+          </w:p>
+        </w:tc>
+        <w:tc>
+          <w:tcPr>
+            <w:tcW w:w="1701" w:type="dxa"/>
+          </w:tcPr>
+          <w:p>
+            <w:pPr>
+              <w:jc w:val="both"/>
+            </w:pPr>
+            <w:r>
+              <w:t>0.25%</w:t>
+            </w:r>
+          </w:p>
+        </w:tc>
+        <w:tc>
+          <w:tcPr>
+            <w:tcW w:w="2433" w:type="dxa"/>
+          </w:tcPr>
+          <w:p>
+            <w:pPr>
+              <w:jc w:val="both"/>
+            </w:pPr>
+            <w:r>
+              <w:t>0.75%</w:t>
             </w:r>
           </w:p>
         </w:tc>
@@ -1457,7 +2954,7 @@
         </w:trPr>
         <w:tc>
           <w:tcPr>
-            <w:tcW w:w="930" w:type="dxa"/>
+            <w:tcW w:w="988" w:type="dxa"/>
           </w:tcPr>
           <w:p>
             <w:pPr>
@@ -1470,46 +2967,33 @@
         </w:tc>
         <w:tc>
           <w:tcPr>
-            <w:tcW w:w="1222" w:type="dxa"/>
-          </w:tcPr>
-          <w:p>
-            <w:pPr>
-              <w:jc w:val="both"/>
-            </w:pPr>
-            <w:r>
-              <w:t>J48</w:t>
-            </w:r>
-          </w:p>
-        </w:tc>
-        <w:tc>
-          <w:tcPr>
-            <w:tcW w:w="1231" w:type="dxa"/>
-          </w:tcPr>
-          <w:p>
-            <w:pPr>
-              <w:jc w:val="both"/>
-            </w:pPr>
-            <w:r>
-              <w:t>0.25</w:t>
-            </w:r>
-          </w:p>
-        </w:tc>
-        <w:tc>
-          <w:tcPr>
-            <w:tcW w:w="1127" w:type="dxa"/>
-          </w:tcPr>
-          <w:p>
-            <w:pPr>
-              <w:jc w:val="both"/>
-            </w:pPr>
-            <w:r>
-              <w:t>4</w:t>
-            </w:r>
-          </w:p>
-        </w:tc>
-        <w:tc>
-          <w:tcPr>
-            <w:tcW w:w="1446" w:type="dxa"/>
+            <w:tcW w:w="1136" w:type="dxa"/>
+          </w:tcPr>
+          <w:p>
+            <w:pPr>
+              <w:jc w:val="both"/>
+            </w:pPr>
+            <w:r>
+              <w:t>IBk</w:t>
+            </w:r>
+          </w:p>
+        </w:tc>
+        <w:tc>
+          <w:tcPr>
+            <w:tcW w:w="565" w:type="dxa"/>
+          </w:tcPr>
+          <w:p>
+            <w:pPr>
+              <w:jc w:val="both"/>
+            </w:pPr>
+            <w:r>
+              <w:t>3</w:t>
+            </w:r>
+          </w:p>
+        </w:tc>
+        <w:tc>
+          <w:tcPr>
+            <w:tcW w:w="1701" w:type="dxa"/>
           </w:tcPr>
           <w:p>
             <w:pPr>
@@ -1522,14 +3006,14 @@
         </w:tc>
         <w:tc>
           <w:tcPr>
-            <w:tcW w:w="1565" w:type="dxa"/>
-          </w:tcPr>
-          <w:p>
-            <w:pPr>
-              <w:jc w:val="both"/>
-            </w:pPr>
-            <w:r>
-              <w:t>1%</w:t>
+            <w:tcW w:w="2433" w:type="dxa"/>
+          </w:tcPr>
+          <w:p>
+            <w:pPr>
+              <w:jc w:val="both"/>
+            </w:pPr>
+            <w:r>
+              <w:t>2.25%</w:t>
             </w:r>
           </w:p>
         </w:tc>
@@ -1553,7 +3037,7 @@
         </w:trPr>
         <w:tc>
           <w:tcPr>
-            <w:tcW w:w="930" w:type="dxa"/>
+            <w:tcW w:w="988" w:type="dxa"/>
           </w:tcPr>
           <w:p>
             <w:pPr>
@@ -1566,72 +3050,53 @@
         </w:tc>
         <w:tc>
           <w:tcPr>
-            <w:tcW w:w="1222" w:type="dxa"/>
-          </w:tcPr>
-          <w:p>
-            <w:pPr>
-              <w:jc w:val="both"/>
-            </w:pPr>
-            <w:r>
-              <w:t>J48</w:t>
-            </w:r>
-          </w:p>
-        </w:tc>
-        <w:tc>
-          <w:tcPr>
-            <w:tcW w:w="1231" w:type="dxa"/>
-          </w:tcPr>
-          <w:p>
-            <w:pPr>
-              <w:jc w:val="both"/>
-            </w:pPr>
-            <w:r>
-              <w:t>0.25</w:t>
-            </w:r>
-          </w:p>
-        </w:tc>
-        <w:tc>
-          <w:tcPr>
-            <w:tcW w:w="1127" w:type="dxa"/>
-          </w:tcPr>
-          <w:p>
-            <w:pPr>
-              <w:jc w:val="both"/>
-            </w:pPr>
-            <w:r>
-              <w:t>5</w:t>
-            </w:r>
-          </w:p>
-        </w:tc>
-        <w:tc>
-          <w:tcPr>
-            <w:tcW w:w="1446" w:type="dxa"/>
-          </w:tcPr>
-          <w:p>
-            <w:pPr>
-              <w:jc w:val="both"/>
-            </w:pPr>
-            <w:r>
-              <w:t>0</w:t>
-            </w:r>
-            <w:r>
-              <w:t>.5%</w:t>
-            </w:r>
-          </w:p>
-        </w:tc>
-        <w:tc>
-          <w:tcPr>
-            <w:tcW w:w="1565" w:type="dxa"/>
-          </w:tcPr>
-          <w:p>
-            <w:pPr>
-              <w:jc w:val="both"/>
-            </w:pPr>
-            <w:r>
-              <w:t>1</w:t>
-            </w:r>
-            <w:r>
-              <w:t>%</w:t>
+            <w:tcW w:w="1136" w:type="dxa"/>
+          </w:tcPr>
+          <w:p>
+            <w:pPr>
+              <w:jc w:val="both"/>
+            </w:pPr>
+            <w:r>
+              <w:t>IBk</w:t>
+            </w:r>
+          </w:p>
+        </w:tc>
+        <w:tc>
+          <w:tcPr>
+            <w:tcW w:w="565" w:type="dxa"/>
+          </w:tcPr>
+          <w:p>
+            <w:pPr>
+              <w:jc w:val="both"/>
+            </w:pPr>
+            <w:r>
+              <w:t>4</w:t>
+            </w:r>
+          </w:p>
+        </w:tc>
+        <w:tc>
+          <w:tcPr>
+            <w:tcW w:w="1701" w:type="dxa"/>
+          </w:tcPr>
+          <w:p>
+            <w:pPr>
+              <w:jc w:val="both"/>
+            </w:pPr>
+            <w:r>
+              <w:t>0.25%</w:t>
+            </w:r>
+          </w:p>
+        </w:tc>
+        <w:tc>
+          <w:tcPr>
+            <w:tcW w:w="2433" w:type="dxa"/>
+          </w:tcPr>
+          <w:p>
+            <w:pPr>
+              <w:jc w:val="both"/>
+            </w:pPr>
+            <w:r>
+              <w:t>2%</w:t>
             </w:r>
           </w:p>
         </w:tc>
@@ -1655,47 +3120,33 @@
         </w:trPr>
         <w:tc>
           <w:tcPr>
-            <w:tcW w:w="930" w:type="dxa"/>
-          </w:tcPr>
-          <w:p>
-            <w:pPr>
-              <w:jc w:val="both"/>
-            </w:pPr>
-            <w:r>
-              <w:lastRenderedPageBreak/>
+            <w:tcW w:w="988" w:type="dxa"/>
+          </w:tcPr>
+          <w:p>
+            <w:pPr>
+              <w:jc w:val="both"/>
+            </w:pPr>
+            <w:r>
               <w:t>5</w:t>
             </w:r>
           </w:p>
         </w:tc>
         <w:tc>
           <w:tcPr>
-            <w:tcW w:w="1222" w:type="dxa"/>
-          </w:tcPr>
-          <w:p>
-            <w:pPr>
-              <w:jc w:val="both"/>
-            </w:pPr>
-            <w:r>
-              <w:t>J48</w:t>
-            </w:r>
-          </w:p>
-        </w:tc>
-        <w:tc>
-          <w:tcPr>
-            <w:tcW w:w="1231" w:type="dxa"/>
-          </w:tcPr>
-          <w:p>
-            <w:pPr>
-              <w:jc w:val="both"/>
-            </w:pPr>
-            <w:r>
-              <w:t>0.01</w:t>
-            </w:r>
-          </w:p>
-        </w:tc>
-        <w:tc>
-          <w:tcPr>
-            <w:tcW w:w="1127" w:type="dxa"/>
+            <w:tcW w:w="1136" w:type="dxa"/>
+          </w:tcPr>
+          <w:p>
+            <w:pPr>
+              <w:jc w:val="both"/>
+            </w:pPr>
+            <w:r>
+              <w:t>IBk</w:t>
+            </w:r>
+          </w:p>
+        </w:tc>
+        <w:tc>
+          <w:tcPr>
+            <w:tcW w:w="565" w:type="dxa"/>
           </w:tcPr>
           <w:p>
             <w:pPr>
@@ -1708,27 +3159,27 @@
         </w:tc>
         <w:tc>
           <w:tcPr>
-            <w:tcW w:w="1446" w:type="dxa"/>
-          </w:tcPr>
-          <w:p>
-            <w:pPr>
-              <w:jc w:val="both"/>
-            </w:pPr>
-            <w:r>
-              <w:t>0.5%</w:t>
-            </w:r>
-          </w:p>
-        </w:tc>
-        <w:tc>
-          <w:tcPr>
-            <w:tcW w:w="1565" w:type="dxa"/>
-          </w:tcPr>
-          <w:p>
-            <w:pPr>
-              <w:jc w:val="both"/>
-            </w:pPr>
-            <w:r>
-              <w:t>1%</w:t>
+            <w:tcW w:w="1701" w:type="dxa"/>
+          </w:tcPr>
+          <w:p>
+            <w:pPr>
+              <w:jc w:val="both"/>
+            </w:pPr>
+            <w:r>
+              <w:t>2%</w:t>
+            </w:r>
+          </w:p>
+        </w:tc>
+        <w:tc>
+          <w:tcPr>
+            <w:tcW w:w="2433" w:type="dxa"/>
+          </w:tcPr>
+          <w:p>
+            <w:pPr>
+              <w:jc w:val="both"/>
+            </w:pPr>
+            <w:r>
+              <w:t>2.5%</w:t>
             </w:r>
           </w:p>
         </w:tc>
@@ -1752,7 +3203,7 @@
         </w:trPr>
         <w:tc>
           <w:tcPr>
-            <w:tcW w:w="930" w:type="dxa"/>
+            <w:tcW w:w="988" w:type="dxa"/>
           </w:tcPr>
           <w:p>
             <w:pPr>
@@ -1765,33 +3216,20 @@
         </w:tc>
         <w:tc>
           <w:tcPr>
-            <w:tcW w:w="1222" w:type="dxa"/>
-          </w:tcPr>
-          <w:p>
-            <w:pPr>
-              <w:jc w:val="both"/>
-            </w:pPr>
-            <w:r>
-              <w:t>J48</w:t>
-            </w:r>
-          </w:p>
-        </w:tc>
-        <w:tc>
-          <w:tcPr>
-            <w:tcW w:w="1231" w:type="dxa"/>
-          </w:tcPr>
-          <w:p>
-            <w:pPr>
-              <w:jc w:val="both"/>
-            </w:pPr>
-            <w:r>
-              <w:t>0.01</w:t>
-            </w:r>
-          </w:p>
-        </w:tc>
-        <w:tc>
-          <w:tcPr>
-            <w:tcW w:w="1127" w:type="dxa"/>
+            <w:tcW w:w="1136" w:type="dxa"/>
+          </w:tcPr>
+          <w:p>
+            <w:pPr>
+              <w:jc w:val="both"/>
+            </w:pPr>
+            <w:r>
+              <w:t>IBk</w:t>
+            </w:r>
+          </w:p>
+        </w:tc>
+        <w:tc>
+          <w:tcPr>
+            <w:tcW w:w="565" w:type="dxa"/>
           </w:tcPr>
           <w:p>
             <w:pPr>
@@ -1804,27 +3242,27 @@
         </w:tc>
         <w:tc>
           <w:tcPr>
-            <w:tcW w:w="1446" w:type="dxa"/>
-          </w:tcPr>
-          <w:p>
-            <w:pPr>
-              <w:jc w:val="both"/>
-            </w:pPr>
-            <w:r>
-              <w:t>0.5%</w:t>
-            </w:r>
-          </w:p>
-        </w:tc>
-        <w:tc>
-          <w:tcPr>
-            <w:tcW w:w="1565" w:type="dxa"/>
-          </w:tcPr>
-          <w:p>
-            <w:pPr>
-              <w:jc w:val="both"/>
-            </w:pPr>
-            <w:r>
-              <w:t>1.5%</w:t>
+            <w:tcW w:w="1701" w:type="dxa"/>
+          </w:tcPr>
+          <w:p>
+            <w:pPr>
+              <w:jc w:val="both"/>
+            </w:pPr>
+            <w:r>
+              <w:t>2%</w:t>
+            </w:r>
+          </w:p>
+        </w:tc>
+        <w:tc>
+          <w:tcPr>
+            <w:tcW w:w="2433" w:type="dxa"/>
+          </w:tcPr>
+          <w:p>
+            <w:pPr>
+              <w:jc w:val="both"/>
+            </w:pPr>
+            <w:r>
+              <w:t>2.5%</w:t>
             </w:r>
           </w:p>
         </w:tc>
@@ -1848,7 +3286,7 @@
         </w:trPr>
         <w:tc>
           <w:tcPr>
-            <w:tcW w:w="930" w:type="dxa"/>
+            <w:tcW w:w="988" w:type="dxa"/>
           </w:tcPr>
           <w:p>
             <w:pPr>
@@ -1861,33 +3299,20 @@
         </w:tc>
         <w:tc>
           <w:tcPr>
-            <w:tcW w:w="1222" w:type="dxa"/>
-          </w:tcPr>
-          <w:p>
-            <w:pPr>
-              <w:jc w:val="both"/>
-            </w:pPr>
-            <w:r>
-              <w:t>J48</w:t>
-            </w:r>
-          </w:p>
-        </w:tc>
-        <w:tc>
-          <w:tcPr>
-            <w:tcW w:w="1231" w:type="dxa"/>
-          </w:tcPr>
-          <w:p>
-            <w:pPr>
-              <w:jc w:val="both"/>
-            </w:pPr>
-            <w:r>
-              <w:t>0.0001</w:t>
-            </w:r>
-          </w:p>
-        </w:tc>
-        <w:tc>
-          <w:tcPr>
-            <w:tcW w:w="1127" w:type="dxa"/>
+            <w:tcW w:w="1136" w:type="dxa"/>
+          </w:tcPr>
+          <w:p>
+            <w:pPr>
+              <w:jc w:val="both"/>
+            </w:pPr>
+            <w:r>
+              <w:t>IBk</w:t>
+            </w:r>
+          </w:p>
+        </w:tc>
+        <w:tc>
+          <w:tcPr>
+            <w:tcW w:w="565" w:type="dxa"/>
           </w:tcPr>
           <w:p>
             <w:pPr>
@@ -1900,27 +3325,27 @@
         </w:tc>
         <w:tc>
           <w:tcPr>
-            <w:tcW w:w="1446" w:type="dxa"/>
-          </w:tcPr>
-          <w:p>
-            <w:pPr>
-              <w:jc w:val="both"/>
-            </w:pPr>
-            <w:r>
-              <w:t>3%</w:t>
-            </w:r>
-          </w:p>
-        </w:tc>
-        <w:tc>
-          <w:tcPr>
-            <w:tcW w:w="1565" w:type="dxa"/>
-          </w:tcPr>
-          <w:p>
-            <w:pPr>
-              <w:jc w:val="both"/>
-            </w:pPr>
-            <w:r>
-              <w:t>3%</w:t>
+            <w:tcW w:w="1701" w:type="dxa"/>
+          </w:tcPr>
+          <w:p>
+            <w:pPr>
+              <w:jc w:val="both"/>
+            </w:pPr>
+            <w:r>
+              <w:t>2.25%</w:t>
+            </w:r>
+          </w:p>
+        </w:tc>
+        <w:tc>
+          <w:tcPr>
+            <w:tcW w:w="2433" w:type="dxa"/>
+          </w:tcPr>
+          <w:p>
+            <w:pPr>
+              <w:jc w:val="both"/>
+            </w:pPr>
+            <w:r>
+              <w:t>2.75%</w:t>
             </w:r>
           </w:p>
         </w:tc>
@@ -1933,7 +3358,7 @@
               <w:jc w:val="both"/>
             </w:pPr>
             <w:r>
-              <w:t>Underfitting</w:t>
+              <w:t>No</w:t>
             </w:r>
           </w:p>
         </w:tc>
@@ -1944,7 +3369,7 @@
         </w:trPr>
         <w:tc>
           <w:tcPr>
-            <w:tcW w:w="930" w:type="dxa"/>
+            <w:tcW w:w="988" w:type="dxa"/>
           </w:tcPr>
           <w:p>
             <w:pPr>
@@ -1957,66 +3382,53 @@
         </w:tc>
         <w:tc>
           <w:tcPr>
-            <w:tcW w:w="1222" w:type="dxa"/>
-          </w:tcPr>
-          <w:p>
-            <w:pPr>
-              <w:jc w:val="both"/>
-            </w:pPr>
-            <w:r>
-              <w:t>J48</w:t>
-            </w:r>
-          </w:p>
-        </w:tc>
-        <w:tc>
-          <w:tcPr>
-            <w:tcW w:w="1231" w:type="dxa"/>
-          </w:tcPr>
-          <w:p>
-            <w:pPr>
-              <w:jc w:val="both"/>
-            </w:pPr>
-            <w:r>
-              <w:t>0.0001</w:t>
-            </w:r>
-          </w:p>
-        </w:tc>
-        <w:tc>
-          <w:tcPr>
-            <w:tcW w:w="1127" w:type="dxa"/>
-          </w:tcPr>
-          <w:p>
-            <w:pPr>
-              <w:jc w:val="both"/>
-            </w:pPr>
-            <w:r>
-              <w:t>2</w:t>
-            </w:r>
-          </w:p>
-        </w:tc>
-        <w:tc>
-          <w:tcPr>
-            <w:tcW w:w="1446" w:type="dxa"/>
-          </w:tcPr>
-          <w:p>
-            <w:pPr>
-              <w:jc w:val="both"/>
-            </w:pPr>
-            <w:r>
-              <w:t>3%</w:t>
-            </w:r>
-          </w:p>
-        </w:tc>
-        <w:tc>
-          <w:tcPr>
-            <w:tcW w:w="1565" w:type="dxa"/>
-          </w:tcPr>
-          <w:p>
-            <w:pPr>
-              <w:jc w:val="both"/>
-            </w:pPr>
-            <w:r>
-              <w:t>3%</w:t>
+            <w:tcW w:w="1136" w:type="dxa"/>
+          </w:tcPr>
+          <w:p>
+            <w:pPr>
+              <w:jc w:val="both"/>
+            </w:pPr>
+            <w:r>
+              <w:t>IBk</w:t>
+            </w:r>
+          </w:p>
+        </w:tc>
+        <w:tc>
+          <w:tcPr>
+            <w:tcW w:w="565" w:type="dxa"/>
+          </w:tcPr>
+          <w:p>
+            <w:pPr>
+              <w:jc w:val="both"/>
+            </w:pPr>
+            <w:r>
+              <w:t>8</w:t>
+            </w:r>
+          </w:p>
+        </w:tc>
+        <w:tc>
+          <w:tcPr>
+            <w:tcW w:w="1701" w:type="dxa"/>
+          </w:tcPr>
+          <w:p>
+            <w:pPr>
+              <w:jc w:val="both"/>
+            </w:pPr>
+            <w:r>
+              <w:t>2.25%</w:t>
+            </w:r>
+          </w:p>
+        </w:tc>
+        <w:tc>
+          <w:tcPr>
+            <w:tcW w:w="2433" w:type="dxa"/>
+          </w:tcPr>
+          <w:p>
+            <w:pPr>
+              <w:jc w:val="both"/>
+            </w:pPr>
+            <w:r>
+              <w:t>2.75%</w:t>
             </w:r>
           </w:p>
         </w:tc>
@@ -2029,7 +3441,7 @@
               <w:jc w:val="both"/>
             </w:pPr>
             <w:r>
-              <w:t>Underfitting</w:t>
+              <w:t>No</w:t>
             </w:r>
           </w:p>
         </w:tc>
@@ -2040,7 +3452,7 @@
         </w:trPr>
         <w:tc>
           <w:tcPr>
-            <w:tcW w:w="930" w:type="dxa"/>
+            <w:tcW w:w="988" w:type="dxa"/>
           </w:tcPr>
           <w:p>
             <w:pPr>
@@ -2053,69 +3465,53 @@
         </w:tc>
         <w:tc>
           <w:tcPr>
-            <w:tcW w:w="1222" w:type="dxa"/>
-          </w:tcPr>
-          <w:p>
-            <w:pPr>
-              <w:jc w:val="both"/>
-            </w:pPr>
-            <w:r>
-              <w:t>J48</w:t>
-            </w:r>
-          </w:p>
-        </w:tc>
-        <w:tc>
-          <w:tcPr>
-            <w:tcW w:w="1231" w:type="dxa"/>
-          </w:tcPr>
-          <w:p>
-            <w:pPr>
-              <w:jc w:val="both"/>
-            </w:pPr>
-            <w:r>
-              <w:t>0.</w:t>
-            </w:r>
-            <w:r>
-              <w:t>5</w:t>
-            </w:r>
-          </w:p>
-        </w:tc>
-        <w:tc>
-          <w:tcPr>
-            <w:tcW w:w="1127" w:type="dxa"/>
-          </w:tcPr>
-          <w:p>
-            <w:pPr>
-              <w:jc w:val="both"/>
-            </w:pPr>
-            <w:r>
-              <w:t>2</w:t>
-            </w:r>
-          </w:p>
-        </w:tc>
-        <w:tc>
-          <w:tcPr>
-            <w:tcW w:w="1446" w:type="dxa"/>
-          </w:tcPr>
-          <w:p>
-            <w:pPr>
-              <w:jc w:val="both"/>
-            </w:pPr>
-            <w:r>
-              <w:t>0.5%</w:t>
-            </w:r>
-          </w:p>
-        </w:tc>
-        <w:tc>
-          <w:tcPr>
-            <w:tcW w:w="1565" w:type="dxa"/>
-          </w:tcPr>
-          <w:p>
-            <w:pPr>
-              <w:jc w:val="both"/>
-            </w:pPr>
-            <w:r>
-              <w:t>1.25%</w:t>
+            <w:tcW w:w="1136" w:type="dxa"/>
+          </w:tcPr>
+          <w:p>
+            <w:pPr>
+              <w:jc w:val="both"/>
+            </w:pPr>
+            <w:r>
+              <w:t>IBk</w:t>
+            </w:r>
+          </w:p>
+        </w:tc>
+        <w:tc>
+          <w:tcPr>
+            <w:tcW w:w="565" w:type="dxa"/>
+          </w:tcPr>
+          <w:p>
+            <w:pPr>
+              <w:jc w:val="both"/>
+            </w:pPr>
+            <w:r>
+              <w:t>9</w:t>
+            </w:r>
+          </w:p>
+        </w:tc>
+        <w:tc>
+          <w:tcPr>
+            <w:tcW w:w="1701" w:type="dxa"/>
+          </w:tcPr>
+          <w:p>
+            <w:pPr>
+              <w:jc w:val="both"/>
+            </w:pPr>
+            <w:r>
+              <w:t>2.5%</w:t>
+            </w:r>
+          </w:p>
+        </w:tc>
+        <w:tc>
+          <w:tcPr>
+            <w:tcW w:w="2433" w:type="dxa"/>
+          </w:tcPr>
+          <w:p>
+            <w:pPr>
+              <w:jc w:val="both"/>
+            </w:pPr>
+            <w:r>
+              <w:t>3.25%</w:t>
             </w:r>
           </w:p>
         </w:tc>
@@ -2128,125 +3524,7 @@
               <w:jc w:val="both"/>
             </w:pPr>
             <w:r>
-              <w:t>Slight</w:t>
-            </w:r>
-          </w:p>
-        </w:tc>
-      </w:tr>
-    </w:tbl>
-    <w:p>
-      <w:pPr>
-        <w:jc w:val="center"/>
-      </w:pPr>
-      <w:r>
-        <w:t>Figure 3 – J48 with different C and M</w:t>
-      </w:r>
-    </w:p>
-    <w:p>
-      <w:pPr>
-        <w:jc w:val="both"/>
-      </w:pPr>
-    </w:p>
-    <w:p>
-      <w:pPr>
-        <w:ind w:firstLine="720"/>
-        <w:jc w:val="both"/>
-      </w:pPr>
-      <w:r>
-        <w:t>In Figure 3, t</w:t>
-      </w:r>
-      <w:r>
-        <w:t>he J48 classifier was evaluated with different combinations of confidence factor (C) and minimum instances per leaf (M) to assess their impact on performance. For most configurations (C = 0.25 and C = 0.01), the model achieved a consistent training error of 0.5% and cross-validation error between 1% and 1.5%, indicating stable performance with no overfitting, as the error gap is minimal. When C is set to an extremely low value (0.0001), both training and cross-validation errors increase to 3%, indicating underfitting due to excessive pruning that limits model complexity. In contrast, with a higher confidence factor (C = 0.5), the training error remains low (0.5%) while cross-validation error slightly increases to 1.25%, suggesting mild overfitting, although the difference is not significant. Overall, the results show that J48 generalizes well across most parameter settings, with optimal performance achieved at moderate pruning levels (e.g., C = 0.25), where no overfitting is observed.</w:t>
-      </w:r>
-    </w:p>
-    <w:p>
-      <w:pPr>
-        <w:jc w:val="both"/>
-      </w:pPr>
-    </w:p>
-    <w:tbl>
-      <w:tblPr>
-        <w:tblStyle w:val="TableGrid"/>
-        <w:tblW w:w="0" w:type="auto"/>
-        <w:jc w:val="center"/>
-        <w:tblLook w:val="04A0" w:firstRow="1" w:lastRow="0" w:firstColumn="1" w:lastColumn="0" w:noHBand="0" w:noVBand="1"/>
-      </w:tblPr>
-      <w:tblGrid>
-        <w:gridCol w:w="930"/>
-        <w:gridCol w:w="1222"/>
-        <w:gridCol w:w="1127"/>
-        <w:gridCol w:w="1446"/>
-        <w:gridCol w:w="1495"/>
-      </w:tblGrid>
-      <w:tr>
-        <w:trPr>
-          <w:jc w:val="center"/>
-        </w:trPr>
-        <w:tc>
-          <w:tcPr>
-            <w:tcW w:w="930" w:type="dxa"/>
-          </w:tcPr>
-          <w:p>
-            <w:pPr>
-              <w:jc w:val="both"/>
-            </w:pPr>
-            <w:r>
-              <w:t>Run No</w:t>
-            </w:r>
-          </w:p>
-        </w:tc>
-        <w:tc>
-          <w:tcPr>
-            <w:tcW w:w="1222" w:type="dxa"/>
-          </w:tcPr>
-          <w:p>
-            <w:pPr>
-              <w:jc w:val="both"/>
-            </w:pPr>
-            <w:r>
-              <w:t>Classifier</w:t>
-            </w:r>
-          </w:p>
-        </w:tc>
-        <w:tc>
-          <w:tcPr>
-            <w:tcW w:w="1127" w:type="dxa"/>
-          </w:tcPr>
-          <w:p>
-            <w:pPr>
-              <w:jc w:val="both"/>
-            </w:pPr>
-            <w:r>
-              <w:t>Training Set</w:t>
-            </w:r>
-          </w:p>
-        </w:tc>
-        <w:tc>
-          <w:tcPr>
-            <w:tcW w:w="1446" w:type="dxa"/>
-          </w:tcPr>
-          <w:p>
-            <w:pPr>
-              <w:jc w:val="both"/>
-            </w:pPr>
-            <w:r>
-              <w:t xml:space="preserve">Test </w:t>
-            </w:r>
-            <w:r>
-              <w:t>Error</w:t>
-            </w:r>
-          </w:p>
-        </w:tc>
-        <w:tc>
-          <w:tcPr>
-            <w:tcW w:w="1495" w:type="dxa"/>
-          </w:tcPr>
-          <w:p>
-            <w:pPr>
-              <w:jc w:val="both"/>
-            </w:pPr>
-            <w:r>
-              <w:t>Overfitting</w:t>
+              <w:t>No</w:t>
             </w:r>
           </w:p>
         </w:tc>
@@ -2257,348 +3535,66 @@
         </w:trPr>
         <w:tc>
           <w:tcPr>
-            <w:tcW w:w="930" w:type="dxa"/>
-          </w:tcPr>
-          <w:p>
-            <w:pPr>
-              <w:jc w:val="both"/>
-            </w:pPr>
-            <w:r>
-              <w:t>1</w:t>
-            </w:r>
-          </w:p>
-        </w:tc>
-        <w:tc>
-          <w:tcPr>
-            <w:tcW w:w="1222" w:type="dxa"/>
-          </w:tcPr>
-          <w:p>
-            <w:pPr>
-              <w:jc w:val="both"/>
-            </w:pPr>
-            <w:r>
-              <w:t>J48</w:t>
-            </w:r>
-          </w:p>
-        </w:tc>
-        <w:tc>
-          <w:tcPr>
-            <w:tcW w:w="1127" w:type="dxa"/>
-          </w:tcPr>
-          <w:p>
-            <w:pPr>
-              <w:jc w:val="both"/>
-            </w:pPr>
-            <w:r>
-              <w:t>90%</w:t>
-            </w:r>
-          </w:p>
-        </w:tc>
-        <w:tc>
-          <w:tcPr>
-            <w:tcW w:w="1446" w:type="dxa"/>
-          </w:tcPr>
-          <w:p>
-            <w:pPr>
-              <w:jc w:val="both"/>
-            </w:pPr>
-            <w:r>
-              <w:t>15</w:t>
-            </w:r>
-            <w:r>
-              <w:t>%</w:t>
-            </w:r>
-          </w:p>
-        </w:tc>
-        <w:tc>
-          <w:tcPr>
-            <w:tcW w:w="1495" w:type="dxa"/>
-          </w:tcPr>
-          <w:p>
-            <w:pPr>
-              <w:jc w:val="both"/>
-            </w:pPr>
-            <w:r>
-              <w:t>No</w:t>
-            </w:r>
-          </w:p>
-        </w:tc>
-      </w:tr>
-      <w:tr>
-        <w:trPr>
-          <w:jc w:val="center"/>
-        </w:trPr>
-        <w:tc>
-          <w:tcPr>
-            <w:tcW w:w="930" w:type="dxa"/>
-          </w:tcPr>
-          <w:p>
-            <w:pPr>
-              <w:jc w:val="both"/>
-            </w:pPr>
-            <w:r>
-              <w:t>2</w:t>
-            </w:r>
-          </w:p>
-        </w:tc>
-        <w:tc>
-          <w:tcPr>
-            <w:tcW w:w="1222" w:type="dxa"/>
-          </w:tcPr>
-          <w:p>
-            <w:pPr>
-              <w:jc w:val="both"/>
-            </w:pPr>
-            <w:r>
-              <w:t>J48</w:t>
-            </w:r>
-          </w:p>
-        </w:tc>
-        <w:tc>
-          <w:tcPr>
-            <w:tcW w:w="1127" w:type="dxa"/>
-          </w:tcPr>
-          <w:p>
-            <w:pPr>
-              <w:jc w:val="both"/>
-            </w:pPr>
-            <w:r>
-              <w:t>80%</w:t>
-            </w:r>
-          </w:p>
-        </w:tc>
-        <w:tc>
-          <w:tcPr>
-            <w:tcW w:w="1446" w:type="dxa"/>
-          </w:tcPr>
-          <w:p>
-            <w:pPr>
-              <w:jc w:val="both"/>
-            </w:pPr>
-            <w:r>
-              <w:t>3.7</w:t>
-            </w:r>
-            <w:r>
-              <w:t>5%</w:t>
-            </w:r>
-          </w:p>
-        </w:tc>
-        <w:tc>
-          <w:tcPr>
-            <w:tcW w:w="1495" w:type="dxa"/>
-          </w:tcPr>
-          <w:p>
-            <w:pPr>
-              <w:jc w:val="both"/>
-            </w:pPr>
-            <w:r>
-              <w:t>No</w:t>
-            </w:r>
-          </w:p>
-        </w:tc>
-      </w:tr>
-      <w:tr>
-        <w:trPr>
-          <w:jc w:val="center"/>
-        </w:trPr>
-        <w:tc>
-          <w:tcPr>
-            <w:tcW w:w="930" w:type="dxa"/>
-          </w:tcPr>
-          <w:p>
-            <w:pPr>
-              <w:jc w:val="both"/>
-            </w:pPr>
-            <w:r>
-              <w:t>3</w:t>
-            </w:r>
-          </w:p>
-        </w:tc>
-        <w:tc>
-          <w:tcPr>
-            <w:tcW w:w="1222" w:type="dxa"/>
-          </w:tcPr>
-          <w:p>
-            <w:pPr>
-              <w:jc w:val="both"/>
-            </w:pPr>
-            <w:r>
-              <w:t>J48</w:t>
-            </w:r>
-          </w:p>
-        </w:tc>
-        <w:tc>
-          <w:tcPr>
-            <w:tcW w:w="1127" w:type="dxa"/>
-          </w:tcPr>
-          <w:p>
-            <w:pPr>
-              <w:jc w:val="both"/>
-            </w:pPr>
-            <w:r>
-              <w:t>70%</w:t>
-            </w:r>
-          </w:p>
-        </w:tc>
-        <w:tc>
-          <w:tcPr>
-            <w:tcW w:w="1446" w:type="dxa"/>
-          </w:tcPr>
-          <w:p>
-            <w:pPr>
-              <w:jc w:val="both"/>
-            </w:pPr>
-            <w:r>
-              <w:t>2</w:t>
-            </w:r>
-            <w:r>
-              <w:t>.5%</w:t>
-            </w:r>
-          </w:p>
-        </w:tc>
-        <w:tc>
-          <w:tcPr>
-            <w:tcW w:w="1495" w:type="dxa"/>
-          </w:tcPr>
-          <w:p>
-            <w:pPr>
-              <w:jc w:val="both"/>
-            </w:pPr>
-            <w:r>
-              <w:t>No</w:t>
-            </w:r>
-          </w:p>
-        </w:tc>
-      </w:tr>
-      <w:tr>
-        <w:trPr>
-          <w:jc w:val="center"/>
-        </w:trPr>
-        <w:tc>
-          <w:tcPr>
-            <w:tcW w:w="930" w:type="dxa"/>
-          </w:tcPr>
-          <w:p>
-            <w:pPr>
-              <w:jc w:val="both"/>
-            </w:pPr>
-            <w:r>
-              <w:t>4</w:t>
-            </w:r>
-          </w:p>
-        </w:tc>
-        <w:tc>
-          <w:tcPr>
-            <w:tcW w:w="1222" w:type="dxa"/>
-          </w:tcPr>
-          <w:p>
-            <w:pPr>
-              <w:jc w:val="both"/>
-            </w:pPr>
-            <w:r>
-              <w:t>J48</w:t>
-            </w:r>
-          </w:p>
-        </w:tc>
-        <w:tc>
-          <w:tcPr>
-            <w:tcW w:w="1127" w:type="dxa"/>
-          </w:tcPr>
-          <w:p>
-            <w:pPr>
-              <w:jc w:val="both"/>
-            </w:pPr>
-            <w:r>
-              <w:t>60%</w:t>
-            </w:r>
-          </w:p>
-        </w:tc>
-        <w:tc>
-          <w:tcPr>
-            <w:tcW w:w="1446" w:type="dxa"/>
-          </w:tcPr>
-          <w:p>
-            <w:pPr>
-              <w:jc w:val="both"/>
-            </w:pPr>
-            <w:r>
-              <w:t>2</w:t>
-            </w:r>
-            <w:r>
-              <w:t>.5%</w:t>
-            </w:r>
-          </w:p>
-        </w:tc>
-        <w:tc>
-          <w:tcPr>
-            <w:tcW w:w="1495" w:type="dxa"/>
-          </w:tcPr>
-          <w:p>
-            <w:pPr>
-              <w:jc w:val="both"/>
-            </w:pPr>
-            <w:r>
-              <w:t>No</w:t>
-            </w:r>
-          </w:p>
-        </w:tc>
-      </w:tr>
-      <w:tr>
-        <w:trPr>
-          <w:jc w:val="center"/>
-        </w:trPr>
-        <w:tc>
-          <w:tcPr>
-            <w:tcW w:w="930" w:type="dxa"/>
-          </w:tcPr>
-          <w:p>
-            <w:pPr>
-              <w:jc w:val="both"/>
-            </w:pPr>
-            <w:r>
-              <w:t>5</w:t>
-            </w:r>
-          </w:p>
-        </w:tc>
-        <w:tc>
-          <w:tcPr>
-            <w:tcW w:w="1222" w:type="dxa"/>
-          </w:tcPr>
-          <w:p>
-            <w:pPr>
-              <w:jc w:val="both"/>
-            </w:pPr>
-            <w:r>
-              <w:t>J48</w:t>
-            </w:r>
-          </w:p>
-        </w:tc>
-        <w:tc>
-          <w:tcPr>
-            <w:tcW w:w="1127" w:type="dxa"/>
-          </w:tcPr>
-          <w:p>
-            <w:pPr>
-              <w:jc w:val="both"/>
-            </w:pPr>
-            <w:r>
-              <w:t>50%</w:t>
-            </w:r>
-          </w:p>
-        </w:tc>
-        <w:tc>
-          <w:tcPr>
-            <w:tcW w:w="1446" w:type="dxa"/>
-          </w:tcPr>
-          <w:p>
-            <w:pPr>
-              <w:jc w:val="both"/>
-            </w:pPr>
-            <w:r>
-              <w:t>3</w:t>
-            </w:r>
-            <w:r>
-              <w:t>%</w:t>
+            <w:tcW w:w="988" w:type="dxa"/>
+          </w:tcPr>
+          <w:p>
+            <w:pPr>
+              <w:jc w:val="both"/>
+            </w:pPr>
+            <w:r>
+              <w:t>10</w:t>
+            </w:r>
+          </w:p>
+        </w:tc>
+        <w:tc>
+          <w:tcPr>
+            <w:tcW w:w="1136" w:type="dxa"/>
+          </w:tcPr>
+          <w:p>
+            <w:pPr>
+              <w:jc w:val="both"/>
+            </w:pPr>
+            <w:r>
+              <w:t>IBk</w:t>
+            </w:r>
+          </w:p>
+        </w:tc>
+        <w:tc>
+          <w:tcPr>
+            <w:tcW w:w="565" w:type="dxa"/>
+          </w:tcPr>
+          <w:p>
+            <w:pPr>
+              <w:jc w:val="both"/>
+            </w:pPr>
+            <w:r>
+              <w:t>10</w:t>
+            </w:r>
+          </w:p>
+        </w:tc>
+        <w:tc>
+          <w:tcPr>
+            <w:tcW w:w="1701" w:type="dxa"/>
+          </w:tcPr>
+          <w:p>
+            <w:pPr>
+              <w:jc w:val="both"/>
+            </w:pPr>
+            <w:r>
+              <w:t>2.5%</w:t>
+            </w:r>
+          </w:p>
+        </w:tc>
+        <w:tc>
+          <w:tcPr>
+            <w:tcW w:w="2433" w:type="dxa"/>
+          </w:tcPr>
+          <w:p>
+            <w:pPr>
+              <w:jc w:val="both"/>
+            </w:pPr>
+            <w:r>
+              <w:t>3.25%</w:t>
             </w:r>
           </w:p>
         </w:tc>
@@ -2622,87 +3618,60 @@
         <w:jc w:val="center"/>
       </w:pPr>
       <w:r>
-        <w:t>Figure 4 – J48 with different training set</w:t>
-      </w:r>
-    </w:p>
-    <w:p>
-      <w:pPr>
+        <w:t>Figure 5 – Ibk with different K setting</w:t>
+      </w:r>
+    </w:p>
+    <w:p>
+      <w:pPr>
+        <w:spacing w:after="160" w:line="278" w:lineRule="auto"/>
         <w:ind w:firstLine="720"/>
-      </w:pPr>
-      <w:r>
-        <w:t xml:space="preserve">The results </w:t>
-      </w:r>
-      <w:r>
-        <w:t xml:space="preserve">in Figure 4 </w:t>
-      </w:r>
-      <w:r>
-        <w:t>show that the performance of the J48 classifier is influenced by the proportion of data allocated to training and testing. When using a very high training split (90%), the test error increases significantly to 15%, likely due to the small test set size, which leads to unreliable and high-variance evaluation. More balanced splits 70%</w:t>
-      </w:r>
-      <w:r>
-        <w:t xml:space="preserve"> and </w:t>
-      </w:r>
-      <w:r>
-        <w:t>80% achieve the lowest test errors 2.5%</w:t>
-      </w:r>
-      <w:r>
-        <w:t xml:space="preserve"> and </w:t>
-      </w:r>
-      <w:r>
-        <w:t>3.75%</w:t>
-      </w:r>
-      <w:r>
-        <w:t xml:space="preserve"> respectively,</w:t>
-      </w:r>
-      <w:r>
-        <w:t xml:space="preserve"> indicating a better tradeoff between sufficient training data and reliable evaluation. When the training set is further reduced</w:t>
+        <w:jc w:val="both"/>
+      </w:pPr>
+      <w:r>
+        <w:t>The IBk (k-nearest neighbors) classifier was evaluated across a wider range of k values (1–10) to assess its impact on performance and generalization. The results show</w:t>
+      </w:r>
+      <w:r>
+        <w:t xml:space="preserve"> in Figure 5</w:t>
+      </w:r>
+      <w:r>
+        <w:t xml:space="preserve"> that for small values of k (1–2), the model achieves very low training and cross-validation errors, with k = 2 providing the best overall performance (0.25% training error and 0.75% cross-validation error), indicating an optimal balance between bias and variance. As k increases </w:t>
+      </w:r>
+      <w:r>
+        <w:lastRenderedPageBreak/>
+        <w:t xml:space="preserve">beyond 3, both training and cross-validation errors gradually rise, reflecting an increase in bias as the model becomes less sensitive to local data patterns. However, the gap between training and cross-validation errors remains consistently small across all runs, indicating stable generalization and no evidence of overfitting. Even at higher k values </w:t>
+      </w:r>
+      <w:r>
+        <w:t xml:space="preserve">ranging from </w:t>
+      </w:r>
+      <w:r>
+        <w:t>8</w:t>
       </w:r>
       <w:r>
         <w:t xml:space="preserve"> to </w:t>
       </w:r>
       <w:r>
-        <w:t>50%</w:t>
-      </w:r>
-      <w:r>
-        <w:t xml:space="preserve"> and </w:t>
-      </w:r>
-      <w:r>
-        <w:t xml:space="preserve">60%, the test error slightly increases, suggesting that the model has less data to learn from. </w:t>
-      </w:r>
-    </w:p>
-    <w:p>
-      <w:pPr>
+        <w:t xml:space="preserve">10, where errors are slightly </w:t>
+      </w:r>
+      <w:r>
+        <w:t>higher,</w:t>
+      </w:r>
+      <w:r>
+        <w:t xml:space="preserve"> roughly around</w:t>
+      </w:r>
+      <w:r>
+        <w:t xml:space="preserve"> 2.5%</w:t>
+      </w:r>
+      <w:r>
+        <w:t xml:space="preserve"> to </w:t>
+      </w:r>
+      <w:r>
+        <w:t>3.25%, the model performance remains acceptable and consistent. Overall, the results demonstrate that IBk is robust across different k values, with best performance achieved at lower k, while larger k values lead to a smoother but slightly less accurate model.</w:t>
+      </w:r>
+    </w:p>
+    <w:p>
+      <w:pPr>
+        <w:spacing w:after="160" w:line="278" w:lineRule="auto"/>
         <w:ind w:firstLine="720"/>
-      </w:pPr>
-      <w:r>
-        <w:t>Overall, the results indicate that model performance is stable across most splits, and there is no clear evidence of overfitting; instead, the variation in error is mainly due to changes in training data size and test set reliability.</w:t>
-      </w:r>
-    </w:p>
-    <w:p>
-      <w:pPr>
-        <w:jc w:val="both"/>
-        <w:rPr>
-          <w:b/>
-          <w:bCs/>
-        </w:rPr>
-      </w:pPr>
-      <w:r>
-        <w:rPr>
-          <w:b/>
-          <w:bCs/>
-        </w:rPr>
-        <w:br/>
-      </w:r>
-      <w:r>
-        <w:rPr>
-          <w:b/>
-          <w:bCs/>
-        </w:rPr>
-        <w:br/>
-      </w:r>
-    </w:p>
-    <w:p>
-      <w:pPr>
-        <w:spacing w:after="160" w:line="278" w:lineRule="auto"/>
         <w:jc w:val="both"/>
         <w:rPr>
           <w:b/>
